--- a/Hướng dẫn cài đặt C#.docx
+++ b/Hướng dẫn cài đặt C#.docx
@@ -1,6 +1,6 @@
 
 <file path=word/document.xml><?xml version="1.0" encoding="utf-8"?>
-<w:document xmlns:wpc="http://schemas.microsoft.com/office/word/2010/wordprocessingCanvas" xmlns:mc="http://schemas.openxmlformats.org/markup-compatibility/2006" xmlns:o="urn:schemas-microsoft-com:office:office" xmlns:r="http://schemas.openxmlformats.org/officeDocument/2006/relationships" xmlns:m="http://schemas.openxmlformats.org/officeDocument/2006/math" xmlns:v="urn:schemas-microsoft-com:vml" xmlns:wp14="http://schemas.microsoft.com/office/word/2010/wordprocessingDrawing" xmlns:wp="http://schemas.openxmlformats.org/drawingml/2006/wordprocessingDrawing" xmlns:w10="urn:schemas-microsoft-com:office:word" xmlns:w="http://schemas.openxmlformats.org/wordprocessingml/2006/main" xmlns:w14="http://schemas.microsoft.com/office/word/2010/wordml" xmlns:w15="http://schemas.microsoft.com/office/word/2012/wordml" xmlns:wpg="http://schemas.microsoft.com/office/word/2010/wordprocessingGroup" xmlns:wpi="http://schemas.microsoft.com/office/word/2010/wordprocessingInk" xmlns:wne="http://schemas.microsoft.com/office/word/2006/wordml" xmlns:wps="http://schemas.microsoft.com/office/word/2010/wordprocessingShape" mc:Ignorable="w14 w15 wp14">
+<w:document xmlns:wpc="http://schemas.microsoft.com/office/word/2010/wordprocessingCanvas" xmlns:cx="http://schemas.microsoft.com/office/drawing/2014/chartex" xmlns:cx1="http://schemas.microsoft.com/office/drawing/2015/9/8/chartex" xmlns:cx2="http://schemas.microsoft.com/office/drawing/2015/10/21/chartex" xmlns:cx3="http://schemas.microsoft.com/office/drawing/2016/5/9/chartex" xmlns:cx4="http://schemas.microsoft.com/office/drawing/2016/5/10/chartex" xmlns:cx5="http://schemas.microsoft.com/office/drawing/2016/5/11/chartex" xmlns:cx6="http://schemas.microsoft.com/office/drawing/2016/5/12/chartex" xmlns:cx7="http://schemas.microsoft.com/office/drawing/2016/5/13/chartex" xmlns:cx8="http://schemas.microsoft.com/office/drawing/2016/5/14/chartex" xmlns:mc="http://schemas.openxmlformats.org/markup-compatibility/2006" xmlns:aink="http://schemas.microsoft.com/office/drawing/2016/ink" xmlns:am3d="http://schemas.microsoft.com/office/drawing/2017/model3d" xmlns:o="urn:schemas-microsoft-com:office:office" xmlns:oel="http://schemas.microsoft.com/office/2019/extlst" xmlns:r="http://schemas.openxmlformats.org/officeDocument/2006/relationships" xmlns:m="http://schemas.openxmlformats.org/officeDocument/2006/math" xmlns:v="urn:schemas-microsoft-com:vml" xmlns:wp14="http://schemas.microsoft.com/office/word/2010/wordprocessingDrawing" xmlns:wp="http://schemas.openxmlformats.org/drawingml/2006/wordprocessingDrawing" xmlns:w10="urn:schemas-microsoft-com:office:word" xmlns:w="http://schemas.openxmlformats.org/wordprocessingml/2006/main" xmlns:w14="http://schemas.microsoft.com/office/word/2010/wordml" xmlns:w15="http://schemas.microsoft.com/office/word/2012/wordml" xmlns:w16cex="http://schemas.microsoft.com/office/word/2018/wordml/cex" xmlns:w16cid="http://schemas.microsoft.com/office/word/2016/wordml/cid" xmlns:w16="http://schemas.microsoft.com/office/word/2018/wordml" xmlns:w16du="http://schemas.microsoft.com/office/word/2023/wordml/word16du" xmlns:w16sdtdh="http://schemas.microsoft.com/office/word/2020/wordml/sdtdatahash" xmlns:w16sdtfl="http://schemas.microsoft.com/office/word/2024/wordml/sdtformatlock" xmlns:w16se="http://schemas.microsoft.com/office/word/2015/wordml/symex" xmlns:wpg="http://schemas.microsoft.com/office/word/2010/wordprocessingGroup" xmlns:wpi="http://schemas.microsoft.com/office/word/2010/wordprocessingInk" xmlns:wne="http://schemas.microsoft.com/office/word/2006/wordml" xmlns:wps="http://schemas.microsoft.com/office/word/2010/wordprocessingShape" mc:Ignorable="w14 w15 w16se w16cid w16 w16cex w16sdtdh w16sdtfl w16du wp14">
   <w:body>
     <w:p>
       <w:pPr>
@@ -280,7 +280,7 @@
           <w:szCs w:val="26"/>
         </w:rPr>
         <w:drawing>
-          <wp:inline distT="0" distB="0" distL="0" distR="0">
+          <wp:inline distT="0" distB="0" distL="0" distR="0" wp14:anchorId="33885280" wp14:editId="0FD1BB90">
             <wp:extent cx="3903627" cy="1867868"/>
             <wp:effectExtent l="0" t="0" r="1905" b="0"/>
             <wp:docPr id="8" name="Picture 8" descr="C:\Users\ADMIN\OneDrive\Desktop\SnapCrab_NoName_2024-8-24_10-57-20_No-00.png"/>
@@ -447,7 +447,7 @@
         </w:rPr>
         <w:lastRenderedPageBreak/>
         <w:drawing>
-          <wp:inline distT="0" distB="0" distL="0" distR="0">
+          <wp:inline distT="0" distB="0" distL="0" distR="0" wp14:anchorId="7C154C97" wp14:editId="2935FEBA">
             <wp:extent cx="4853810" cy="2812908"/>
             <wp:effectExtent l="0" t="0" r="4445" b="6985"/>
             <wp:docPr id="1" name="Picture 1" descr="C:\Users\ADMIN\OneDrive\Desktop\SnapCrab_NoName_2024-8-10_14-54-31_No-00.png"/>
@@ -560,7 +560,7 @@
           <w:szCs w:val="26"/>
         </w:rPr>
         <w:drawing>
-          <wp:inline distT="0" distB="0" distL="0" distR="0">
+          <wp:inline distT="0" distB="0" distL="0" distR="0" wp14:anchorId="18B011BC" wp14:editId="35A5286C">
             <wp:extent cx="4879533" cy="2744737"/>
             <wp:effectExtent l="0" t="0" r="0" b="0"/>
             <wp:docPr id="7" name="Picture 7" descr="C:\Users\ADMIN\OneDrive\Desktop\SnapCrab_NoName_2024-8-24_10-55-29_No-00.png"/>
@@ -887,7 +887,7 @@
           <w:szCs w:val="26"/>
         </w:rPr>
         <w:drawing>
-          <wp:inline distT="0" distB="0" distL="0" distR="0">
+          <wp:inline distT="0" distB="0" distL="0" distR="0" wp14:anchorId="1C0C89E2" wp14:editId="43BF9EA5">
             <wp:extent cx="5943600" cy="3343275"/>
             <wp:effectExtent l="0" t="0" r="0" b="9525"/>
             <wp:docPr id="9" name="Picture 9" descr="C:\Users\ADMIN\OneDrive\Desktop\SnapCrab_NoName_2024-8-24_10-59-46_No-00.png"/>
@@ -1532,7 +1532,7 @@
           <w:szCs w:val="26"/>
         </w:rPr>
         <w:drawing>
-          <wp:inline distT="0" distB="0" distL="0" distR="0">
+          <wp:inline distT="0" distB="0" distL="0" distR="0" wp14:anchorId="6492C649" wp14:editId="708BF194">
             <wp:extent cx="6349580" cy="2247046"/>
             <wp:effectExtent l="0" t="0" r="0" b="1270"/>
             <wp:docPr id="2" name="Picture 2" descr="C:\Users\ADMIN\OneDrive\Desktop\SnapCrab_NoName_2024-8-24_10-54-22_No-00.png"/>
@@ -1638,7 +1638,7 @@
           <w:szCs w:val="26"/>
         </w:rPr>
         <w:drawing>
-          <wp:inline distT="0" distB="0" distL="0" distR="0">
+          <wp:inline distT="0" distB="0" distL="0" distR="0" wp14:anchorId="0C84A0CA" wp14:editId="571920A6">
             <wp:extent cx="3358267" cy="886480"/>
             <wp:effectExtent l="0" t="0" r="0" b="8890"/>
             <wp:docPr id="10" name="Picture 10" descr="C:\Users\ADMIN\OneDrive\Desktop\SnapCrab_NoName_2024-8-24_11-1-20_No-00.png"/>
@@ -1732,26 +1732,18 @@
     <w:p>
       <w:pPr>
         <w:rPr>
-          <w:rFonts w:ascii="Times New Roman" w:hAnsi="Times New Roman" w:cs="Times New Roman"/>
-          <w:sz w:val="26"/>
-          <w:szCs w:val="26"/>
-        </w:rPr>
-      </w:pPr>
-      <w:r>
-        <w:rPr>
           <w:rStyle w:val="hljs-keyword"/>
           <w:color w:val="0101FD"/>
           <w:shd w:val="clear" w:color="auto" w:fill="F2F2F2"/>
         </w:rPr>
-        <w:t xml:space="preserve">dotnet new console -o </w:t>
-      </w:r>
+      </w:pPr>
       <w:r>
         <w:rPr>
           <w:rStyle w:val="hljs-keyword"/>
           <w:color w:val="0101FD"/>
           <w:shd w:val="clear" w:color="auto" w:fill="F2F2F2"/>
         </w:rPr>
-        <w:t xml:space="preserve">TenProject </w:t>
+        <w:t xml:space="preserve">dotnet new console -o </w:t>
       </w:r>
       <w:r>
         <w:rPr>
@@ -1759,21 +1751,1723 @@
           <w:color w:val="0101FD"/>
           <w:shd w:val="clear" w:color="auto" w:fill="F2F2F2"/>
         </w:rPr>
-        <w:t>--use-program-mai</w:t>
-      </w:r>
-      <w:bookmarkStart w:id="0" w:name="_GoBack"/>
-      <w:bookmarkEnd w:id="0"/>
+        <w:t xml:space="preserve">TenProject </w:t>
+      </w:r>
       <w:r>
         <w:rPr>
           <w:rStyle w:val="hljs-keyword"/>
           <w:color w:val="0101FD"/>
           <w:shd w:val="clear" w:color="auto" w:fill="F2F2F2"/>
         </w:rPr>
-        <w:t>n</w:t>
+        <w:t>--use-program-main</w:t>
+      </w:r>
+    </w:p>
+    <w:p>
+      <w:pPr>
+        <w:rPr>
+          <w:rStyle w:val="hljs-keyword"/>
+          <w:color w:val="0101FD"/>
+          <w:shd w:val="clear" w:color="auto" w:fill="F2F2F2"/>
+        </w:rPr>
+      </w:pPr>
+    </w:p>
+    <w:p>
+      <w:pPr>
+        <w:rPr>
+          <w:rStyle w:val="hljs-keyword"/>
+          <w:color w:val="0101FD"/>
+          <w:shd w:val="clear" w:color="auto" w:fill="F2F2F2"/>
+        </w:rPr>
+      </w:pPr>
+    </w:p>
+    <w:p>
+      <w:pPr>
+        <w:rPr>
+          <w:rStyle w:val="hljs-keyword"/>
+          <w:color w:val="0101FD"/>
+          <w:shd w:val="clear" w:color="auto" w:fill="F2F2F2"/>
+        </w:rPr>
+      </w:pPr>
+    </w:p>
+    <w:p>
+      <w:pPr>
+        <w:rPr>
+          <w:rFonts w:ascii="Times New Roman" w:hAnsi="Times New Roman" w:cs="Times New Roman"/>
+          <w:sz w:val="26"/>
+          <w:szCs w:val="26"/>
+        </w:rPr>
+      </w:pPr>
+      <w:r>
+        <w:rPr>
+          <w:rFonts w:ascii="Times New Roman" w:hAnsi="Times New Roman" w:cs="Times New Roman"/>
+          <w:sz w:val="26"/>
+          <w:szCs w:val="26"/>
+        </w:rPr>
+        <w:drawing>
+          <wp:inline distT="0" distB="0" distL="0" distR="0" wp14:anchorId="383D8BC8" wp14:editId="40A7618E">
+            <wp:extent cx="5943600" cy="1316990"/>
+            <wp:effectExtent l="0" t="0" r="0" b="0"/>
+            <wp:docPr id="1866195123" name="Picture 1"/>
+            <wp:cNvGraphicFramePr>
+              <a:graphicFrameLocks xmlns:a="http://schemas.openxmlformats.org/drawingml/2006/main" noChangeAspect="1"/>
+            </wp:cNvGraphicFramePr>
+            <a:graphic xmlns:a="http://schemas.openxmlformats.org/drawingml/2006/main">
+              <a:graphicData uri="http://schemas.openxmlformats.org/drawingml/2006/picture">
+                <pic:pic xmlns:pic="http://schemas.openxmlformats.org/drawingml/2006/picture">
+                  <pic:nvPicPr>
+                    <pic:cNvPr id="1866195123" name=""/>
+                    <pic:cNvPicPr/>
+                  </pic:nvPicPr>
+                  <pic:blipFill>
+                    <a:blip r:embed="rId18"/>
+                    <a:stretch>
+                      <a:fillRect/>
+                    </a:stretch>
+                  </pic:blipFill>
+                  <pic:spPr>
+                    <a:xfrm>
+                      <a:off x="0" y="0"/>
+                      <a:ext cx="5943600" cy="1316990"/>
+                    </a:xfrm>
+                    <a:prstGeom prst="rect">
+                      <a:avLst/>
+                    </a:prstGeom>
+                  </pic:spPr>
+                </pic:pic>
+              </a:graphicData>
+            </a:graphic>
+          </wp:inline>
+        </w:drawing>
+      </w:r>
+    </w:p>
+    <w:p>
+      <w:pPr>
+        <w:rPr>
+          <w:rFonts w:ascii="Times New Roman" w:hAnsi="Times New Roman" w:cs="Times New Roman"/>
+          <w:sz w:val="26"/>
+          <w:szCs w:val="26"/>
+        </w:rPr>
+      </w:pPr>
+      <w:r>
+        <w:rPr>
+          <w:rFonts w:ascii="Times New Roman" w:hAnsi="Times New Roman" w:cs="Times New Roman"/>
+          <w:sz w:val="26"/>
+          <w:szCs w:val="26"/>
+        </w:rPr>
+        <w:lastRenderedPageBreak/>
+        <w:t>Error Lens</w:t>
+      </w:r>
+      <w:r>
+        <w:rPr>
+          <w:rFonts w:ascii="Times New Roman" w:hAnsi="Times New Roman" w:cs="Times New Roman"/>
+          <w:sz w:val="26"/>
+          <w:szCs w:val="26"/>
+        </w:rPr>
+        <w:drawing>
+          <wp:inline distT="0" distB="0" distL="0" distR="0" wp14:anchorId="313924AA" wp14:editId="05F3835A">
+            <wp:extent cx="5943600" cy="1345565"/>
+            <wp:effectExtent l="0" t="0" r="0" b="6985"/>
+            <wp:docPr id="1088360812" name="Picture 1"/>
+            <wp:cNvGraphicFramePr>
+              <a:graphicFrameLocks xmlns:a="http://schemas.openxmlformats.org/drawingml/2006/main" noChangeAspect="1"/>
+            </wp:cNvGraphicFramePr>
+            <a:graphic xmlns:a="http://schemas.openxmlformats.org/drawingml/2006/main">
+              <a:graphicData uri="http://schemas.openxmlformats.org/drawingml/2006/picture">
+                <pic:pic xmlns:pic="http://schemas.openxmlformats.org/drawingml/2006/picture">
+                  <pic:nvPicPr>
+                    <pic:cNvPr id="1088360812" name=""/>
+                    <pic:cNvPicPr/>
+                  </pic:nvPicPr>
+                  <pic:blipFill>
+                    <a:blip r:embed="rId19"/>
+                    <a:stretch>
+                      <a:fillRect/>
+                    </a:stretch>
+                  </pic:blipFill>
+                  <pic:spPr>
+                    <a:xfrm>
+                      <a:off x="0" y="0"/>
+                      <a:ext cx="5943600" cy="1345565"/>
+                    </a:xfrm>
+                    <a:prstGeom prst="rect">
+                      <a:avLst/>
+                    </a:prstGeom>
+                  </pic:spPr>
+                </pic:pic>
+              </a:graphicData>
+            </a:graphic>
+          </wp:inline>
+        </w:drawing>
+      </w:r>
+    </w:p>
+    <w:p>
+      <w:pPr>
+        <w:rPr>
+          <w:rFonts w:ascii="Times New Roman" w:hAnsi="Times New Roman" w:cs="Times New Roman"/>
+          <w:sz w:val="26"/>
+          <w:szCs w:val="26"/>
+        </w:rPr>
+      </w:pPr>
+      <w:r>
+        <w:rPr>
+          <w:rFonts w:ascii="Times New Roman" w:hAnsi="Times New Roman" w:cs="Times New Roman"/>
+          <w:sz w:val="26"/>
+          <w:szCs w:val="26"/>
+        </w:rPr>
+        <w:t>Shift + Alt + F</w:t>
+      </w:r>
+    </w:p>
+    <w:p>
+      <w:pPr>
+        <w:rPr>
+          <w:rFonts w:ascii="Times New Roman" w:hAnsi="Times New Roman" w:cs="Times New Roman"/>
+          <w:sz w:val="26"/>
+          <w:szCs w:val="26"/>
+        </w:rPr>
+      </w:pPr>
+    </w:p>
+    <w:p>
+      <w:pPr>
+        <w:rPr>
+          <w:rFonts w:ascii="Times New Roman" w:hAnsi="Times New Roman" w:cs="Times New Roman"/>
+          <w:b/>
+          <w:bCs/>
+          <w:sz w:val="26"/>
+          <w:szCs w:val="26"/>
+          <w:lang w:val="en-AU"/>
+        </w:rPr>
+      </w:pPr>
+      <w:r>
+        <w:rPr>
+          <w:rFonts w:ascii="Times New Roman" w:hAnsi="Times New Roman" w:cs="Times New Roman"/>
+          <w:b/>
+          <w:bCs/>
+          <w:sz w:val="26"/>
+          <w:szCs w:val="26"/>
+          <w:lang w:val="en-AU"/>
+        </w:rPr>
+        <w:t>Rename biến, class</w:t>
+      </w:r>
+    </w:p>
+    <w:p>
+      <w:pPr>
+        <w:rPr>
+          <w:rFonts w:ascii="Times New Roman" w:hAnsi="Times New Roman" w:cs="Times New Roman"/>
+          <w:sz w:val="26"/>
+          <w:szCs w:val="26"/>
+          <w:lang w:val="en-AU"/>
+        </w:rPr>
+      </w:pPr>
+      <w:r>
+        <w:rPr>
+          <w:rFonts w:ascii="Times New Roman" w:hAnsi="Times New Roman" w:cs="Times New Roman"/>
+          <w:sz w:val="26"/>
+          <w:szCs w:val="26"/>
+          <w:lang w:val="en-AU"/>
+        </w:rPr>
+        <w:t>F2</w:t>
+      </w:r>
+    </w:p>
+    <w:p>
+      <w:pPr>
+        <w:rPr>
+          <w:rFonts w:ascii="Times New Roman" w:hAnsi="Times New Roman" w:cs="Times New Roman"/>
+          <w:sz w:val="26"/>
+          <w:szCs w:val="26"/>
+        </w:rPr>
+      </w:pPr>
+      <w:r>
+        <w:rPr>
+          <w:rFonts w:ascii="Times New Roman" w:hAnsi="Times New Roman" w:cs="Times New Roman"/>
+          <w:sz w:val="26"/>
+          <w:szCs w:val="26"/>
+        </w:rPr>
+        <w:t>"editor.formatOnType": true</w:t>
+      </w:r>
+      <w:r>
+        <w:rPr>
+          <w:rFonts w:ascii="Times New Roman" w:hAnsi="Times New Roman" w:cs="Times New Roman"/>
+          <w:sz w:val="26"/>
+          <w:szCs w:val="26"/>
+        </w:rPr>
+        <w:t>;</w:t>
+      </w:r>
+    </w:p>
+    <w:p>
+      <w:pPr>
+        <w:rPr>
+          <w:rFonts w:ascii="Times New Roman" w:hAnsi="Times New Roman" w:cs="Times New Roman"/>
+          <w:sz w:val="26"/>
+          <w:szCs w:val="26"/>
+        </w:rPr>
+      </w:pPr>
+      <w:r>
+        <w:rPr>
+          <w:rFonts w:ascii="Times New Roman" w:hAnsi="Times New Roman" w:cs="Times New Roman"/>
+          <w:sz w:val="26"/>
+          <w:szCs w:val="26"/>
+        </w:rPr>
+        <w:t>{</w:t>
+      </w:r>
+    </w:p>
+    <w:p>
+      <w:pPr>
+        <w:rPr>
+          <w:rFonts w:ascii="Times New Roman" w:hAnsi="Times New Roman" w:cs="Times New Roman"/>
+          <w:sz w:val="26"/>
+          <w:szCs w:val="26"/>
+        </w:rPr>
+      </w:pPr>
+      <w:r>
+        <w:rPr>
+          <w:rFonts w:ascii="Times New Roman" w:hAnsi="Times New Roman" w:cs="Times New Roman"/>
+          <w:sz w:val="26"/>
+          <w:szCs w:val="26"/>
+        </w:rPr>
+        <w:t xml:space="preserve">    "editor.formatOnSave": true</w:t>
+      </w:r>
+    </w:p>
+    <w:p>
+      <w:pPr>
+        <w:rPr>
+          <w:rFonts w:ascii="Times New Roman" w:hAnsi="Times New Roman" w:cs="Times New Roman"/>
+          <w:sz w:val="26"/>
+          <w:szCs w:val="26"/>
+        </w:rPr>
+      </w:pPr>
+      <w:r>
+        <w:rPr>
+          <w:rFonts w:ascii="Times New Roman" w:hAnsi="Times New Roman" w:cs="Times New Roman"/>
+          <w:sz w:val="26"/>
+          <w:szCs w:val="26"/>
+        </w:rPr>
+        <w:t>}</w:t>
+      </w:r>
+    </w:p>
+    <w:p>
+      <w:pPr>
+        <w:rPr>
+          <w:rFonts w:ascii="Times New Roman" w:hAnsi="Times New Roman" w:cs="Times New Roman"/>
+          <w:sz w:val="26"/>
+          <w:szCs w:val="26"/>
+        </w:rPr>
+      </w:pPr>
+    </w:p>
+    <w:p>
+      <w:pPr>
+        <w:rPr>
+          <w:rFonts w:ascii="Times New Roman" w:hAnsi="Times New Roman" w:cs="Times New Roman"/>
+          <w:sz w:val="26"/>
+          <w:szCs w:val="26"/>
+        </w:rPr>
+      </w:pPr>
+    </w:p>
+    <w:p>
+      <w:pPr>
+        <w:rPr>
+          <w:rFonts w:ascii="Times New Roman" w:hAnsi="Times New Roman" w:cs="Times New Roman"/>
+          <w:b/>
+          <w:bCs/>
+          <w:sz w:val="26"/>
+          <w:szCs w:val="26"/>
+          <w:lang w:val="en-AU"/>
+        </w:rPr>
+      </w:pPr>
+      <w:r>
+        <w:rPr>
+          <w:rFonts w:ascii="Times New Roman" w:hAnsi="Times New Roman" w:cs="Times New Roman"/>
+          <w:b/>
+          <w:bCs/>
+          <w:sz w:val="26"/>
+          <w:szCs w:val="26"/>
+          <w:lang w:val="en-AU"/>
+        </w:rPr>
+        <w:t>Cách 3: Tự tạo snippet riêng (khuyên dùng)</w:t>
+      </w:r>
+    </w:p>
+    <w:p>
+      <w:pPr>
+        <w:rPr>
+          <w:rFonts w:ascii="Times New Roman" w:hAnsi="Times New Roman" w:cs="Times New Roman"/>
+          <w:sz w:val="26"/>
+          <w:szCs w:val="26"/>
+          <w:lang w:val="en-AU"/>
+        </w:rPr>
+      </w:pPr>
+      <w:r>
+        <w:rPr>
+          <w:rFonts w:ascii="Times New Roman" w:hAnsi="Times New Roman" w:cs="Times New Roman"/>
+          <w:sz w:val="26"/>
+          <w:szCs w:val="26"/>
+          <w:lang w:val="en-AU"/>
+        </w:rPr>
+        <w:t>Nhấn:</w:t>
+      </w:r>
+    </w:p>
+    <w:p>
+      <w:pPr>
+        <w:rPr>
+          <w:rFonts w:ascii="Times New Roman" w:hAnsi="Times New Roman" w:cs="Times New Roman"/>
+          <w:sz w:val="26"/>
+          <w:szCs w:val="26"/>
+          <w:lang w:val="en-AU"/>
+        </w:rPr>
+      </w:pPr>
+      <w:r>
+        <w:rPr>
+          <w:rFonts w:ascii="Times New Roman" w:hAnsi="Times New Roman" w:cs="Times New Roman"/>
+          <w:sz w:val="26"/>
+          <w:szCs w:val="26"/>
+          <w:lang w:val="en-AU"/>
+        </w:rPr>
+        <w:t>Ctrl + Shift + P</w:t>
+      </w:r>
+    </w:p>
+    <w:p>
+      <w:pPr>
+        <w:rPr>
+          <w:rFonts w:ascii="Times New Roman" w:hAnsi="Times New Roman" w:cs="Times New Roman"/>
+          <w:sz w:val="26"/>
+          <w:szCs w:val="26"/>
+          <w:lang w:val="en-AU"/>
+        </w:rPr>
+      </w:pPr>
+      <w:r>
+        <w:rPr>
+          <w:rFonts w:ascii="Times New Roman" w:hAnsi="Times New Roman" w:cs="Times New Roman"/>
+          <w:sz w:val="26"/>
+          <w:szCs w:val="26"/>
+          <w:lang w:val="en-AU"/>
+        </w:rPr>
+        <w:t>Gõ:</w:t>
+      </w:r>
+    </w:p>
+    <w:p>
+      <w:pPr>
+        <w:rPr>
+          <w:rFonts w:ascii="Times New Roman" w:hAnsi="Times New Roman" w:cs="Times New Roman"/>
+          <w:sz w:val="26"/>
+          <w:szCs w:val="26"/>
+          <w:lang w:val="en-AU"/>
+        </w:rPr>
+      </w:pPr>
+      <w:r>
+        <w:rPr>
+          <w:rFonts w:ascii="Times New Roman" w:hAnsi="Times New Roman" w:cs="Times New Roman"/>
+          <w:sz w:val="26"/>
+          <w:szCs w:val="26"/>
+          <w:lang w:val="en-AU"/>
+        </w:rPr>
+        <w:t>Snippets: Configure Snippets</w:t>
+      </w:r>
+    </w:p>
+    <w:p>
+      <w:pPr>
+        <w:rPr>
+          <w:rFonts w:ascii="Times New Roman" w:hAnsi="Times New Roman" w:cs="Times New Roman"/>
+          <w:sz w:val="26"/>
+          <w:szCs w:val="26"/>
+          <w:lang w:val="en-AU"/>
+        </w:rPr>
+      </w:pPr>
+      <w:r>
+        <w:rPr>
+          <w:rFonts w:ascii="Times New Roman" w:hAnsi="Times New Roman" w:cs="Times New Roman"/>
+          <w:sz w:val="26"/>
+          <w:szCs w:val="26"/>
+          <w:lang w:val="en-AU"/>
+        </w:rPr>
+        <w:t>Chọn:</w:t>
+      </w:r>
+    </w:p>
+    <w:p>
+      <w:pPr>
+        <w:rPr>
+          <w:rFonts w:ascii="Times New Roman" w:hAnsi="Times New Roman" w:cs="Times New Roman"/>
+          <w:sz w:val="26"/>
+          <w:szCs w:val="26"/>
+          <w:lang w:val="en-AU"/>
+        </w:rPr>
+      </w:pPr>
+      <w:r>
+        <w:rPr>
+          <w:rFonts w:ascii="Times New Roman" w:hAnsi="Times New Roman" w:cs="Times New Roman"/>
+          <w:sz w:val="26"/>
+          <w:szCs w:val="26"/>
+          <w:lang w:val="en-AU"/>
+        </w:rPr>
+        <w:t>csharp.json</w:t>
+      </w:r>
+    </w:p>
+    <w:p>
+      <w:pPr>
+        <w:rPr>
+          <w:rFonts w:ascii="Times New Roman" w:hAnsi="Times New Roman" w:cs="Times New Roman"/>
+          <w:sz w:val="26"/>
+          <w:szCs w:val="26"/>
+          <w:lang w:val="en-AU"/>
+        </w:rPr>
+      </w:pPr>
+      <w:r>
+        <w:rPr>
+          <w:rFonts w:ascii="Times New Roman" w:hAnsi="Times New Roman" w:cs="Times New Roman"/>
+          <w:sz w:val="26"/>
+          <w:szCs w:val="26"/>
+          <w:lang w:val="en-AU"/>
+        </w:rPr>
+        <w:t>Thêm:</w:t>
+      </w:r>
+    </w:p>
+    <w:p>
+      <w:pPr>
+        <w:rPr>
+          <w:rFonts w:ascii="Times New Roman" w:hAnsi="Times New Roman" w:cs="Times New Roman"/>
+          <w:sz w:val="26"/>
+          <w:szCs w:val="26"/>
+          <w:lang w:val="en-AU"/>
+        </w:rPr>
+      </w:pPr>
+      <w:r>
+        <w:rPr>
+          <w:rFonts w:ascii="Times New Roman" w:hAnsi="Times New Roman" w:cs="Times New Roman"/>
+          <w:sz w:val="26"/>
+          <w:szCs w:val="26"/>
+          <w:lang w:val="en-AU"/>
+        </w:rPr>
+        <w:t>{</w:t>
+      </w:r>
+      <w:r>
+        <w:rPr>
+          <w:rFonts w:ascii="Times New Roman" w:hAnsi="Times New Roman" w:cs="Times New Roman"/>
+          <w:sz w:val="26"/>
+          <w:szCs w:val="26"/>
+          <w:lang w:val="en-AU"/>
+        </w:rPr>
+        <w:br/>
+        <w:t xml:space="preserve">    "Console WriteLine": {</w:t>
+      </w:r>
+      <w:r>
+        <w:rPr>
+          <w:rFonts w:ascii="Times New Roman" w:hAnsi="Times New Roman" w:cs="Times New Roman"/>
+          <w:sz w:val="26"/>
+          <w:szCs w:val="26"/>
+          <w:lang w:val="en-AU"/>
+        </w:rPr>
+        <w:br/>
+        <w:t xml:space="preserve">        "prefix": "cw",</w:t>
+      </w:r>
+      <w:r>
+        <w:rPr>
+          <w:rFonts w:ascii="Times New Roman" w:hAnsi="Times New Roman" w:cs="Times New Roman"/>
+          <w:sz w:val="26"/>
+          <w:szCs w:val="26"/>
+          <w:lang w:val="en-AU"/>
+        </w:rPr>
+        <w:br/>
+        <w:t xml:space="preserve">        "body": [</w:t>
+      </w:r>
+      <w:r>
+        <w:rPr>
+          <w:rFonts w:ascii="Times New Roman" w:hAnsi="Times New Roman" w:cs="Times New Roman"/>
+          <w:sz w:val="26"/>
+          <w:szCs w:val="26"/>
+          <w:lang w:val="en-AU"/>
+        </w:rPr>
+        <w:br/>
+        <w:t xml:space="preserve">            "Console.WriteLine($1);"</w:t>
+      </w:r>
+      <w:r>
+        <w:rPr>
+          <w:rFonts w:ascii="Times New Roman" w:hAnsi="Times New Roman" w:cs="Times New Roman"/>
+          <w:sz w:val="26"/>
+          <w:szCs w:val="26"/>
+          <w:lang w:val="en-AU"/>
+        </w:rPr>
+        <w:br/>
+      </w:r>
+      <w:r>
+        <w:rPr>
+          <w:rFonts w:ascii="Times New Roman" w:hAnsi="Times New Roman" w:cs="Times New Roman"/>
+          <w:sz w:val="26"/>
+          <w:szCs w:val="26"/>
+          <w:lang w:val="en-AU"/>
+        </w:rPr>
+        <w:lastRenderedPageBreak/>
+        <w:t xml:space="preserve">        ],</w:t>
+      </w:r>
+      <w:r>
+        <w:rPr>
+          <w:rFonts w:ascii="Times New Roman" w:hAnsi="Times New Roman" w:cs="Times New Roman"/>
+          <w:sz w:val="26"/>
+          <w:szCs w:val="26"/>
+          <w:lang w:val="en-AU"/>
+        </w:rPr>
+        <w:br/>
+        <w:t xml:space="preserve">        "description": "Console.WriteLine"</w:t>
+      </w:r>
+      <w:r>
+        <w:rPr>
+          <w:rFonts w:ascii="Times New Roman" w:hAnsi="Times New Roman" w:cs="Times New Roman"/>
+          <w:sz w:val="26"/>
+          <w:szCs w:val="26"/>
+          <w:lang w:val="en-AU"/>
+        </w:rPr>
+        <w:br/>
+        <w:t xml:space="preserve">    }</w:t>
+      </w:r>
+      <w:r>
+        <w:rPr>
+          <w:rFonts w:ascii="Times New Roman" w:hAnsi="Times New Roman" w:cs="Times New Roman"/>
+          <w:sz w:val="26"/>
+          <w:szCs w:val="26"/>
+          <w:lang w:val="en-AU"/>
+        </w:rPr>
+        <w:br/>
+        <w:t>}</w:t>
+      </w:r>
+    </w:p>
+    <w:p>
+      <w:pPr>
+        <w:rPr>
+          <w:rFonts w:ascii="Times New Roman" w:hAnsi="Times New Roman" w:cs="Times New Roman"/>
+          <w:sz w:val="26"/>
+          <w:szCs w:val="26"/>
+          <w:lang w:val="en-AU"/>
+        </w:rPr>
+      </w:pPr>
+      <w:r>
+        <w:rPr>
+          <w:rFonts w:ascii="Times New Roman" w:hAnsi="Times New Roman" w:cs="Times New Roman"/>
+          <w:sz w:val="26"/>
+          <w:szCs w:val="26"/>
+          <w:lang w:val="en-AU"/>
+        </w:rPr>
+        <w:t>Bây giờ:</w:t>
+      </w:r>
+    </w:p>
+    <w:p>
+      <w:pPr>
+        <w:rPr>
+          <w:rFonts w:ascii="Times New Roman" w:hAnsi="Times New Roman" w:cs="Times New Roman"/>
+          <w:sz w:val="26"/>
+          <w:szCs w:val="26"/>
+          <w:lang w:val="en-AU"/>
+        </w:rPr>
+      </w:pPr>
+      <w:r>
+        <w:rPr>
+          <w:rFonts w:ascii="Times New Roman" w:hAnsi="Times New Roman" w:cs="Times New Roman"/>
+          <w:sz w:val="26"/>
+          <w:szCs w:val="26"/>
+          <w:lang w:val="en-AU"/>
+        </w:rPr>
+        <w:t>cw</w:t>
+      </w:r>
+    </w:p>
+    <w:p>
+      <w:pPr>
+        <w:rPr>
+          <w:rFonts w:ascii="Times New Roman" w:hAnsi="Times New Roman" w:cs="Times New Roman"/>
+          <w:sz w:val="26"/>
+          <w:szCs w:val="26"/>
+          <w:lang w:val="en-AU"/>
+        </w:rPr>
+      </w:pPr>
+      <w:r>
+        <w:rPr>
+          <w:rFonts w:ascii="Times New Roman" w:hAnsi="Times New Roman" w:cs="Times New Roman"/>
+          <w:sz w:val="26"/>
+          <w:szCs w:val="26"/>
+          <w:lang w:val="en-AU"/>
+        </w:rPr>
+        <w:t>→ Tab</w:t>
+      </w:r>
+    </w:p>
+    <w:p>
+      <w:pPr>
+        <w:rPr>
+          <w:rFonts w:ascii="Times New Roman" w:hAnsi="Times New Roman" w:cs="Times New Roman"/>
+          <w:sz w:val="26"/>
+          <w:szCs w:val="26"/>
+          <w:lang w:val="en-AU"/>
+        </w:rPr>
+      </w:pPr>
+      <w:r>
+        <w:rPr>
+          <w:rFonts w:ascii="Times New Roman" w:hAnsi="Times New Roman" w:cs="Times New Roman"/>
+          <w:sz w:val="26"/>
+          <w:szCs w:val="26"/>
+          <w:lang w:val="en-AU"/>
+        </w:rPr>
+        <w:t>Console.WriteLine();</w:t>
+      </w:r>
+    </w:p>
+    <w:p>
+      <w:pPr>
+        <w:rPr>
+          <w:rFonts w:ascii="Times New Roman" w:hAnsi="Times New Roman" w:cs="Times New Roman"/>
+          <w:sz w:val="26"/>
+          <w:szCs w:val="26"/>
+          <w:lang w:val="en-AU"/>
+        </w:rPr>
+      </w:pPr>
+      <w:r>
+        <w:rPr>
+          <w:rFonts w:ascii="Times New Roman" w:hAnsi="Times New Roman" w:cs="Times New Roman"/>
+          <w:sz w:val="26"/>
+          <w:szCs w:val="26"/>
+          <w:lang w:val="en-AU"/>
+        </w:rPr>
+        <w:pict w14:anchorId="5BD1F5FE">
+          <v:rect id="_x0000_i1031" style="width:0;height:1.5pt" o:hralign="center" o:hrstd="t" o:hr="t" fillcolor="#a0a0a0" stroked="f"/>
+        </w:pict>
+      </w:r>
+    </w:p>
+    <w:p>
+      <w:pPr>
+        <w:rPr>
+          <w:rFonts w:ascii="Times New Roman" w:hAnsi="Times New Roman" w:cs="Times New Roman"/>
+          <w:sz w:val="26"/>
+          <w:szCs w:val="26"/>
+          <w:lang w:val="en-AU"/>
+        </w:rPr>
+      </w:pPr>
+      <w:r>
+        <w:rPr>
+          <w:rFonts w:ascii="Times New Roman" w:hAnsi="Times New Roman" w:cs="Times New Roman"/>
+          <w:sz w:val="26"/>
+          <w:szCs w:val="26"/>
+          <w:lang w:val="en-AU"/>
+        </w:rPr>
+        <w:t>Bạn có thể tạo thêm các snippet cực hữu ích:</w:t>
+      </w:r>
+    </w:p>
+    <w:p>
+      <w:pPr>
+        <w:rPr>
+          <w:rFonts w:ascii="Times New Roman" w:hAnsi="Times New Roman" w:cs="Times New Roman"/>
+          <w:sz w:val="26"/>
+          <w:szCs w:val="26"/>
+          <w:lang w:val="en-AU"/>
+        </w:rPr>
+      </w:pPr>
+      <w:r>
+        <w:rPr>
+          <w:rFonts w:ascii="Times New Roman" w:hAnsi="Times New Roman" w:cs="Times New Roman"/>
+          <w:sz w:val="26"/>
+          <w:szCs w:val="26"/>
+          <w:lang w:val="en-AU"/>
+        </w:rPr>
+        <w:t>{</w:t>
+      </w:r>
+      <w:r>
+        <w:rPr>
+          <w:rFonts w:ascii="Times New Roman" w:hAnsi="Times New Roman" w:cs="Times New Roman"/>
+          <w:sz w:val="26"/>
+          <w:szCs w:val="26"/>
+          <w:lang w:val="en-AU"/>
+        </w:rPr>
+        <w:br/>
+        <w:t xml:space="preserve">    "Console ReadLine": {</w:t>
+      </w:r>
+      <w:r>
+        <w:rPr>
+          <w:rFonts w:ascii="Times New Roman" w:hAnsi="Times New Roman" w:cs="Times New Roman"/>
+          <w:sz w:val="26"/>
+          <w:szCs w:val="26"/>
+          <w:lang w:val="en-AU"/>
+        </w:rPr>
+        <w:br/>
+        <w:t xml:space="preserve">        "prefix": "cr",</w:t>
+      </w:r>
+      <w:r>
+        <w:rPr>
+          <w:rFonts w:ascii="Times New Roman" w:hAnsi="Times New Roman" w:cs="Times New Roman"/>
+          <w:sz w:val="26"/>
+          <w:szCs w:val="26"/>
+          <w:lang w:val="en-AU"/>
+        </w:rPr>
+        <w:br/>
+        <w:t xml:space="preserve">        "body": [</w:t>
+      </w:r>
+      <w:r>
+        <w:rPr>
+          <w:rFonts w:ascii="Times New Roman" w:hAnsi="Times New Roman" w:cs="Times New Roman"/>
+          <w:sz w:val="26"/>
+          <w:szCs w:val="26"/>
+          <w:lang w:val="en-AU"/>
+        </w:rPr>
+        <w:br/>
+        <w:t xml:space="preserve">            "Console.ReadLine();"</w:t>
+      </w:r>
+      <w:r>
+        <w:rPr>
+          <w:rFonts w:ascii="Times New Roman" w:hAnsi="Times New Roman" w:cs="Times New Roman"/>
+          <w:sz w:val="26"/>
+          <w:szCs w:val="26"/>
+          <w:lang w:val="en-AU"/>
+        </w:rPr>
+        <w:br/>
+        <w:t xml:space="preserve">        ]</w:t>
+      </w:r>
+      <w:r>
+        <w:rPr>
+          <w:rFonts w:ascii="Times New Roman" w:hAnsi="Times New Roman" w:cs="Times New Roman"/>
+          <w:sz w:val="26"/>
+          <w:szCs w:val="26"/>
+          <w:lang w:val="en-AU"/>
+        </w:rPr>
+        <w:br/>
+        <w:t xml:space="preserve">    }</w:t>
+      </w:r>
+      <w:r>
+        <w:rPr>
+          <w:rFonts w:ascii="Times New Roman" w:hAnsi="Times New Roman" w:cs="Times New Roman"/>
+          <w:sz w:val="26"/>
+          <w:szCs w:val="26"/>
+          <w:lang w:val="en-AU"/>
+        </w:rPr>
+        <w:br/>
+        <w:t>}</w:t>
+      </w:r>
+    </w:p>
+    <w:p>
+      <w:pPr>
+        <w:rPr>
+          <w:rFonts w:ascii="Times New Roman" w:hAnsi="Times New Roman" w:cs="Times New Roman"/>
+          <w:sz w:val="26"/>
+          <w:szCs w:val="26"/>
+          <w:lang w:val="en-AU"/>
+        </w:rPr>
+      </w:pPr>
+      <w:r>
+        <w:rPr>
+          <w:rFonts w:ascii="Times New Roman" w:hAnsi="Times New Roman" w:cs="Times New Roman"/>
+          <w:sz w:val="26"/>
+          <w:szCs w:val="26"/>
+          <w:lang w:val="en-AU"/>
+        </w:rPr>
+        <w:t>{</w:t>
+      </w:r>
+      <w:r>
+        <w:rPr>
+          <w:rFonts w:ascii="Times New Roman" w:hAnsi="Times New Roman" w:cs="Times New Roman"/>
+          <w:sz w:val="26"/>
+          <w:szCs w:val="26"/>
+          <w:lang w:val="en-AU"/>
+        </w:rPr>
+        <w:br/>
+        <w:t xml:space="preserve">    "List": {</w:t>
+      </w:r>
+      <w:r>
+        <w:rPr>
+          <w:rFonts w:ascii="Times New Roman" w:hAnsi="Times New Roman" w:cs="Times New Roman"/>
+          <w:sz w:val="26"/>
+          <w:szCs w:val="26"/>
+          <w:lang w:val="en-AU"/>
+        </w:rPr>
+        <w:br/>
+        <w:t xml:space="preserve">        "prefix": "list",</w:t>
+      </w:r>
+      <w:r>
+        <w:rPr>
+          <w:rFonts w:ascii="Times New Roman" w:hAnsi="Times New Roman" w:cs="Times New Roman"/>
+          <w:sz w:val="26"/>
+          <w:szCs w:val="26"/>
+          <w:lang w:val="en-AU"/>
+        </w:rPr>
+        <w:br/>
+        <w:t xml:space="preserve">        "body": [</w:t>
+      </w:r>
+      <w:r>
+        <w:rPr>
+          <w:rFonts w:ascii="Times New Roman" w:hAnsi="Times New Roman" w:cs="Times New Roman"/>
+          <w:sz w:val="26"/>
+          <w:szCs w:val="26"/>
+          <w:lang w:val="en-AU"/>
+        </w:rPr>
+        <w:br/>
+        <w:t xml:space="preserve">            "List&lt;$1&gt; $2 = new();"</w:t>
+      </w:r>
+      <w:r>
+        <w:rPr>
+          <w:rFonts w:ascii="Times New Roman" w:hAnsi="Times New Roman" w:cs="Times New Roman"/>
+          <w:sz w:val="26"/>
+          <w:szCs w:val="26"/>
+          <w:lang w:val="en-AU"/>
+        </w:rPr>
+        <w:br/>
+        <w:t xml:space="preserve">        ]</w:t>
+      </w:r>
+      <w:r>
+        <w:rPr>
+          <w:rFonts w:ascii="Times New Roman" w:hAnsi="Times New Roman" w:cs="Times New Roman"/>
+          <w:sz w:val="26"/>
+          <w:szCs w:val="26"/>
+          <w:lang w:val="en-AU"/>
+        </w:rPr>
+        <w:br/>
+        <w:t xml:space="preserve">    }</w:t>
+      </w:r>
+      <w:r>
+        <w:rPr>
+          <w:rFonts w:ascii="Times New Roman" w:hAnsi="Times New Roman" w:cs="Times New Roman"/>
+          <w:sz w:val="26"/>
+          <w:szCs w:val="26"/>
+          <w:lang w:val="en-AU"/>
+        </w:rPr>
+        <w:br/>
+        <w:t>}</w:t>
+      </w:r>
+    </w:p>
+    <w:p>
+      <w:pPr>
+        <w:rPr>
+          <w:rFonts w:ascii="Times New Roman" w:hAnsi="Times New Roman" w:cs="Times New Roman"/>
+          <w:sz w:val="26"/>
+          <w:szCs w:val="26"/>
+          <w:lang w:val="en-AU"/>
+        </w:rPr>
+      </w:pPr>
+      <w:r>
+        <w:rPr>
+          <w:rFonts w:ascii="Times New Roman" w:hAnsi="Times New Roman" w:cs="Times New Roman"/>
+          <w:sz w:val="26"/>
+          <w:szCs w:val="26"/>
+          <w:lang w:val="en-AU"/>
+        </w:rPr>
+        <w:t>{</w:t>
+      </w:r>
+      <w:r>
+        <w:rPr>
+          <w:rFonts w:ascii="Times New Roman" w:hAnsi="Times New Roman" w:cs="Times New Roman"/>
+          <w:sz w:val="26"/>
+          <w:szCs w:val="26"/>
+          <w:lang w:val="en-AU"/>
+        </w:rPr>
+        <w:br/>
+        <w:t xml:space="preserve">    "Property": {</w:t>
+      </w:r>
+      <w:r>
+        <w:rPr>
+          <w:rFonts w:ascii="Times New Roman" w:hAnsi="Times New Roman" w:cs="Times New Roman"/>
+          <w:sz w:val="26"/>
+          <w:szCs w:val="26"/>
+          <w:lang w:val="en-AU"/>
+        </w:rPr>
+        <w:br/>
+        <w:t xml:space="preserve">        "prefix": "prop",</w:t>
+      </w:r>
+      <w:r>
+        <w:rPr>
+          <w:rFonts w:ascii="Times New Roman" w:hAnsi="Times New Roman" w:cs="Times New Roman"/>
+          <w:sz w:val="26"/>
+          <w:szCs w:val="26"/>
+          <w:lang w:val="en-AU"/>
+        </w:rPr>
+        <w:br/>
+        <w:t xml:space="preserve">        "body": [</w:t>
+      </w:r>
+      <w:r>
+        <w:rPr>
+          <w:rFonts w:ascii="Times New Roman" w:hAnsi="Times New Roman" w:cs="Times New Roman"/>
+          <w:sz w:val="26"/>
+          <w:szCs w:val="26"/>
+          <w:lang w:val="en-AU"/>
+        </w:rPr>
+        <w:br/>
+        <w:t xml:space="preserve">            "public $1 $2 { get; set; }"</w:t>
+      </w:r>
+      <w:r>
+        <w:rPr>
+          <w:rFonts w:ascii="Times New Roman" w:hAnsi="Times New Roman" w:cs="Times New Roman"/>
+          <w:sz w:val="26"/>
+          <w:szCs w:val="26"/>
+          <w:lang w:val="en-AU"/>
+        </w:rPr>
+        <w:br/>
+        <w:t xml:space="preserve">        ]</w:t>
+      </w:r>
+      <w:r>
+        <w:rPr>
+          <w:rFonts w:ascii="Times New Roman" w:hAnsi="Times New Roman" w:cs="Times New Roman"/>
+          <w:sz w:val="26"/>
+          <w:szCs w:val="26"/>
+          <w:lang w:val="en-AU"/>
+        </w:rPr>
+        <w:br/>
+        <w:t xml:space="preserve">    }</w:t>
+      </w:r>
+      <w:r>
+        <w:rPr>
+          <w:rFonts w:ascii="Times New Roman" w:hAnsi="Times New Roman" w:cs="Times New Roman"/>
+          <w:sz w:val="26"/>
+          <w:szCs w:val="26"/>
+          <w:lang w:val="en-AU"/>
+        </w:rPr>
+        <w:br/>
+        <w:t>}</w:t>
+      </w:r>
+    </w:p>
+    <w:p>
+      <w:pPr>
+        <w:rPr>
+          <w:rFonts w:ascii="Times New Roman" w:hAnsi="Times New Roman" w:cs="Times New Roman"/>
+          <w:sz w:val="26"/>
+          <w:szCs w:val="26"/>
+        </w:rPr>
+      </w:pPr>
+    </w:p>
+    <w:p>
+      <w:pPr>
+        <w:rPr>
+          <w:rFonts w:ascii="Times New Roman" w:hAnsi="Times New Roman" w:cs="Times New Roman"/>
+          <w:sz w:val="26"/>
+          <w:szCs w:val="26"/>
+        </w:rPr>
+      </w:pPr>
+    </w:p>
+    <w:p>
+      <w:pPr>
+        <w:rPr>
+          <w:rFonts w:ascii="Times New Roman" w:hAnsi="Times New Roman" w:cs="Times New Roman"/>
+          <w:sz w:val="26"/>
+          <w:szCs w:val="26"/>
+        </w:rPr>
+      </w:pPr>
+    </w:p>
+    <w:p>
+      <w:pPr>
+        <w:rPr>
+          <w:rFonts w:ascii="Times New Roman" w:hAnsi="Times New Roman" w:cs="Times New Roman"/>
+          <w:sz w:val="26"/>
+          <w:szCs w:val="26"/>
+        </w:rPr>
+      </w:pPr>
+    </w:p>
+    <w:p>
+      <w:pPr>
+        <w:rPr>
+          <w:rFonts w:ascii="Times New Roman" w:hAnsi="Times New Roman" w:cs="Times New Roman"/>
+          <w:sz w:val="26"/>
+          <w:szCs w:val="26"/>
+          <w:lang w:val="en-AU"/>
+        </w:rPr>
+      </w:pPr>
+      <w:r>
+        <w:rPr>
+          <w:rFonts w:ascii="Times New Roman" w:hAnsi="Times New Roman" w:cs="Times New Roman"/>
+          <w:sz w:val="26"/>
+          <w:szCs w:val="26"/>
+          <w:lang w:val="en-AU"/>
+        </w:rPr>
+        <w:t>{</w:t>
+      </w:r>
+    </w:p>
+    <w:p>
+      <w:pPr>
+        <w:rPr>
+          <w:rFonts w:ascii="Times New Roman" w:hAnsi="Times New Roman" w:cs="Times New Roman"/>
+          <w:sz w:val="26"/>
+          <w:szCs w:val="26"/>
+          <w:lang w:val="en-AU"/>
+        </w:rPr>
+      </w:pPr>
+      <w:r>
+        <w:rPr>
+          <w:rFonts w:ascii="Times New Roman" w:hAnsi="Times New Roman" w:cs="Times New Roman"/>
+          <w:sz w:val="26"/>
+          <w:szCs w:val="26"/>
+          <w:lang w:val="en-AU"/>
+        </w:rPr>
+        <w:t xml:space="preserve">    // Place your snippets for csharp here. Each snippet is defined under a snippet name and has a prefix, body and </w:t>
+      </w:r>
+    </w:p>
+    <w:p>
+      <w:pPr>
+        <w:rPr>
+          <w:rFonts w:ascii="Times New Roman" w:hAnsi="Times New Roman" w:cs="Times New Roman"/>
+          <w:sz w:val="26"/>
+          <w:szCs w:val="26"/>
+          <w:lang w:val="en-AU"/>
+        </w:rPr>
+      </w:pPr>
+      <w:r>
+        <w:rPr>
+          <w:rFonts w:ascii="Times New Roman" w:hAnsi="Times New Roman" w:cs="Times New Roman"/>
+          <w:sz w:val="26"/>
+          <w:szCs w:val="26"/>
+          <w:lang w:val="en-AU"/>
+        </w:rPr>
+        <w:t>    // description. The prefix is what is used to trigger the snippet and the body will be expanded and inserted. Possible variables are:</w:t>
+      </w:r>
+    </w:p>
+    <w:p>
+      <w:pPr>
+        <w:rPr>
+          <w:rFonts w:ascii="Times New Roman" w:hAnsi="Times New Roman" w:cs="Times New Roman"/>
+          <w:sz w:val="26"/>
+          <w:szCs w:val="26"/>
+          <w:lang w:val="en-AU"/>
+        </w:rPr>
+      </w:pPr>
+      <w:r>
+        <w:rPr>
+          <w:rFonts w:ascii="Times New Roman" w:hAnsi="Times New Roman" w:cs="Times New Roman"/>
+          <w:sz w:val="26"/>
+          <w:szCs w:val="26"/>
+          <w:lang w:val="en-AU"/>
+        </w:rPr>
+        <w:t xml:space="preserve">    // $1, $2 for tab stops, $0 for the final cursor position, and ${1:label}, ${2:another} for placeholders. Placeholders with the </w:t>
+      </w:r>
+    </w:p>
+    <w:p>
+      <w:pPr>
+        <w:rPr>
+          <w:rFonts w:ascii="Times New Roman" w:hAnsi="Times New Roman" w:cs="Times New Roman"/>
+          <w:sz w:val="26"/>
+          <w:szCs w:val="26"/>
+          <w:lang w:val="en-AU"/>
+        </w:rPr>
+      </w:pPr>
+      <w:r>
+        <w:rPr>
+          <w:rFonts w:ascii="Times New Roman" w:hAnsi="Times New Roman" w:cs="Times New Roman"/>
+          <w:sz w:val="26"/>
+          <w:szCs w:val="26"/>
+          <w:lang w:val="en-AU"/>
+        </w:rPr>
+        <w:t>    // same ids are connected.</w:t>
+      </w:r>
+    </w:p>
+    <w:p>
+      <w:pPr>
+        <w:rPr>
+          <w:rFonts w:ascii="Times New Roman" w:hAnsi="Times New Roman" w:cs="Times New Roman"/>
+          <w:sz w:val="26"/>
+          <w:szCs w:val="26"/>
+          <w:lang w:val="en-AU"/>
+        </w:rPr>
+      </w:pPr>
+      <w:r>
+        <w:rPr>
+          <w:rFonts w:ascii="Times New Roman" w:hAnsi="Times New Roman" w:cs="Times New Roman"/>
+          <w:sz w:val="26"/>
+          <w:szCs w:val="26"/>
+          <w:lang w:val="en-AU"/>
+        </w:rPr>
+        <w:t>    // Example:</w:t>
+      </w:r>
+    </w:p>
+    <w:p>
+      <w:pPr>
+        <w:rPr>
+          <w:rFonts w:ascii="Times New Roman" w:hAnsi="Times New Roman" w:cs="Times New Roman"/>
+          <w:sz w:val="26"/>
+          <w:szCs w:val="26"/>
+          <w:lang w:val="en-AU"/>
+        </w:rPr>
+      </w:pPr>
+      <w:r>
+        <w:rPr>
+          <w:rFonts w:ascii="Times New Roman" w:hAnsi="Times New Roman" w:cs="Times New Roman"/>
+          <w:sz w:val="26"/>
+          <w:szCs w:val="26"/>
+          <w:lang w:val="en-AU"/>
+        </w:rPr>
+        <w:t>    // "Print to console": {</w:t>
+      </w:r>
+    </w:p>
+    <w:p>
+      <w:pPr>
+        <w:rPr>
+          <w:rFonts w:ascii="Times New Roman" w:hAnsi="Times New Roman" w:cs="Times New Roman"/>
+          <w:sz w:val="26"/>
+          <w:szCs w:val="26"/>
+          <w:lang w:val="en-AU"/>
+        </w:rPr>
+      </w:pPr>
+      <w:r>
+        <w:rPr>
+          <w:rFonts w:ascii="Times New Roman" w:hAnsi="Times New Roman" w:cs="Times New Roman"/>
+          <w:sz w:val="26"/>
+          <w:szCs w:val="26"/>
+          <w:lang w:val="en-AU"/>
+        </w:rPr>
+        <w:t>    //  "prefix": "log",</w:t>
+      </w:r>
+    </w:p>
+    <w:p>
+      <w:pPr>
+        <w:rPr>
+          <w:rFonts w:ascii="Times New Roman" w:hAnsi="Times New Roman" w:cs="Times New Roman"/>
+          <w:sz w:val="26"/>
+          <w:szCs w:val="26"/>
+          <w:lang w:val="en-AU"/>
+        </w:rPr>
+      </w:pPr>
+      <w:r>
+        <w:rPr>
+          <w:rFonts w:ascii="Times New Roman" w:hAnsi="Times New Roman" w:cs="Times New Roman"/>
+          <w:sz w:val="26"/>
+          <w:szCs w:val="26"/>
+          <w:lang w:val="en-AU"/>
+        </w:rPr>
+        <w:t>    //  "body": [</w:t>
+      </w:r>
+    </w:p>
+    <w:p>
+      <w:pPr>
+        <w:rPr>
+          <w:rFonts w:ascii="Times New Roman" w:hAnsi="Times New Roman" w:cs="Times New Roman"/>
+          <w:sz w:val="26"/>
+          <w:szCs w:val="26"/>
+          <w:lang w:val="en-AU"/>
+        </w:rPr>
+      </w:pPr>
+      <w:r>
+        <w:rPr>
+          <w:rFonts w:ascii="Times New Roman" w:hAnsi="Times New Roman" w:cs="Times New Roman"/>
+          <w:sz w:val="26"/>
+          <w:szCs w:val="26"/>
+          <w:lang w:val="en-AU"/>
+        </w:rPr>
+        <w:t>    //      "console.log('$1');",</w:t>
+      </w:r>
+    </w:p>
+    <w:p>
+      <w:pPr>
+        <w:rPr>
+          <w:rFonts w:ascii="Times New Roman" w:hAnsi="Times New Roman" w:cs="Times New Roman"/>
+          <w:sz w:val="26"/>
+          <w:szCs w:val="26"/>
+          <w:lang w:val="en-AU"/>
+        </w:rPr>
+      </w:pPr>
+      <w:r>
+        <w:rPr>
+          <w:rFonts w:ascii="Times New Roman" w:hAnsi="Times New Roman" w:cs="Times New Roman"/>
+          <w:sz w:val="26"/>
+          <w:szCs w:val="26"/>
+          <w:lang w:val="en-AU"/>
+        </w:rPr>
+        <w:t>    //      "$2"</w:t>
+      </w:r>
+    </w:p>
+    <w:p>
+      <w:pPr>
+        <w:rPr>
+          <w:rFonts w:ascii="Times New Roman" w:hAnsi="Times New Roman" w:cs="Times New Roman"/>
+          <w:sz w:val="26"/>
+          <w:szCs w:val="26"/>
+          <w:lang w:val="en-AU"/>
+        </w:rPr>
+      </w:pPr>
+      <w:r>
+        <w:rPr>
+          <w:rFonts w:ascii="Times New Roman" w:hAnsi="Times New Roman" w:cs="Times New Roman"/>
+          <w:sz w:val="26"/>
+          <w:szCs w:val="26"/>
+          <w:lang w:val="en-AU"/>
+        </w:rPr>
+        <w:t>    //  ],</w:t>
+      </w:r>
+    </w:p>
+    <w:p>
+      <w:pPr>
+        <w:rPr>
+          <w:rFonts w:ascii="Times New Roman" w:hAnsi="Times New Roman" w:cs="Times New Roman"/>
+          <w:sz w:val="26"/>
+          <w:szCs w:val="26"/>
+          <w:lang w:val="en-AU"/>
+        </w:rPr>
+      </w:pPr>
+      <w:r>
+        <w:rPr>
+          <w:rFonts w:ascii="Times New Roman" w:hAnsi="Times New Roman" w:cs="Times New Roman"/>
+          <w:sz w:val="26"/>
+          <w:szCs w:val="26"/>
+          <w:lang w:val="en-AU"/>
+        </w:rPr>
+        <w:t>    //  "description": "Log output to console"</w:t>
+      </w:r>
+    </w:p>
+    <w:p>
+      <w:pPr>
+        <w:rPr>
+          <w:rFonts w:ascii="Times New Roman" w:hAnsi="Times New Roman" w:cs="Times New Roman"/>
+          <w:sz w:val="26"/>
+          <w:szCs w:val="26"/>
+          <w:lang w:val="en-AU"/>
+        </w:rPr>
+      </w:pPr>
+      <w:r>
+        <w:rPr>
+          <w:rFonts w:ascii="Times New Roman" w:hAnsi="Times New Roman" w:cs="Times New Roman"/>
+          <w:sz w:val="26"/>
+          <w:szCs w:val="26"/>
+          <w:lang w:val="en-AU"/>
+        </w:rPr>
+        <w:t>    // }</w:t>
+      </w:r>
+    </w:p>
+    <w:p>
+      <w:pPr>
+        <w:rPr>
+          <w:rFonts w:ascii="Times New Roman" w:hAnsi="Times New Roman" w:cs="Times New Roman"/>
+          <w:sz w:val="26"/>
+          <w:szCs w:val="26"/>
+          <w:lang w:val="en-AU"/>
+        </w:rPr>
+      </w:pPr>
+      <w:r>
+        <w:rPr>
+          <w:rFonts w:ascii="Times New Roman" w:hAnsi="Times New Roman" w:cs="Times New Roman"/>
+          <w:sz w:val="26"/>
+          <w:szCs w:val="26"/>
+          <w:lang w:val="en-AU"/>
+        </w:rPr>
+        <w:t>    "Console WriteLine": {</w:t>
+      </w:r>
+    </w:p>
+    <w:p>
+      <w:pPr>
+        <w:rPr>
+          <w:rFonts w:ascii="Times New Roman" w:hAnsi="Times New Roman" w:cs="Times New Roman"/>
+          <w:sz w:val="26"/>
+          <w:szCs w:val="26"/>
+          <w:lang w:val="en-AU"/>
+        </w:rPr>
+      </w:pPr>
+      <w:r>
+        <w:rPr>
+          <w:rFonts w:ascii="Times New Roman" w:hAnsi="Times New Roman" w:cs="Times New Roman"/>
+          <w:sz w:val="26"/>
+          <w:szCs w:val="26"/>
+          <w:lang w:val="en-AU"/>
+        </w:rPr>
+        <w:t>        "prefix": "cw",</w:t>
+      </w:r>
+    </w:p>
+    <w:p>
+      <w:pPr>
+        <w:rPr>
+          <w:rFonts w:ascii="Times New Roman" w:hAnsi="Times New Roman" w:cs="Times New Roman"/>
+          <w:sz w:val="26"/>
+          <w:szCs w:val="26"/>
+          <w:lang w:val="en-AU"/>
+        </w:rPr>
+      </w:pPr>
+      <w:r>
+        <w:rPr>
+          <w:rFonts w:ascii="Times New Roman" w:hAnsi="Times New Roman" w:cs="Times New Roman"/>
+          <w:sz w:val="26"/>
+          <w:szCs w:val="26"/>
+          <w:lang w:val="en-AU"/>
+        </w:rPr>
+        <w:t>        "body": [</w:t>
+      </w:r>
+    </w:p>
+    <w:p>
+      <w:pPr>
+        <w:rPr>
+          <w:rFonts w:ascii="Times New Roman" w:hAnsi="Times New Roman" w:cs="Times New Roman"/>
+          <w:sz w:val="26"/>
+          <w:szCs w:val="26"/>
+          <w:lang w:val="en-AU"/>
+        </w:rPr>
+      </w:pPr>
+      <w:r>
+        <w:rPr>
+          <w:rFonts w:ascii="Times New Roman" w:hAnsi="Times New Roman" w:cs="Times New Roman"/>
+          <w:sz w:val="26"/>
+          <w:szCs w:val="26"/>
+          <w:lang w:val="en-AU"/>
+        </w:rPr>
+        <w:t>            "Console.WriteLine($1);"</w:t>
+      </w:r>
+    </w:p>
+    <w:p>
+      <w:pPr>
+        <w:rPr>
+          <w:rFonts w:ascii="Times New Roman" w:hAnsi="Times New Roman" w:cs="Times New Roman"/>
+          <w:sz w:val="26"/>
+          <w:szCs w:val="26"/>
+          <w:lang w:val="en-AU"/>
+        </w:rPr>
+      </w:pPr>
+      <w:r>
+        <w:rPr>
+          <w:rFonts w:ascii="Times New Roman" w:hAnsi="Times New Roman" w:cs="Times New Roman"/>
+          <w:sz w:val="26"/>
+          <w:szCs w:val="26"/>
+          <w:lang w:val="en-AU"/>
+        </w:rPr>
+        <w:t>        ],</w:t>
+      </w:r>
+    </w:p>
+    <w:p>
+      <w:pPr>
+        <w:rPr>
+          <w:rFonts w:ascii="Times New Roman" w:hAnsi="Times New Roman" w:cs="Times New Roman"/>
+          <w:sz w:val="26"/>
+          <w:szCs w:val="26"/>
+          <w:lang w:val="en-AU"/>
+        </w:rPr>
+      </w:pPr>
+      <w:r>
+        <w:rPr>
+          <w:rFonts w:ascii="Times New Roman" w:hAnsi="Times New Roman" w:cs="Times New Roman"/>
+          <w:sz w:val="26"/>
+          <w:szCs w:val="26"/>
+          <w:lang w:val="en-AU"/>
+        </w:rPr>
+        <w:t>        "description": "Console.WriteLine() shortcut"</w:t>
+      </w:r>
+    </w:p>
+    <w:p>
+      <w:pPr>
+        <w:rPr>
+          <w:rFonts w:ascii="Times New Roman" w:hAnsi="Times New Roman" w:cs="Times New Roman"/>
+          <w:sz w:val="26"/>
+          <w:szCs w:val="26"/>
+          <w:lang w:val="en-AU"/>
+        </w:rPr>
+      </w:pPr>
+      <w:r>
+        <w:rPr>
+          <w:rFonts w:ascii="Times New Roman" w:hAnsi="Times New Roman" w:cs="Times New Roman"/>
+          <w:sz w:val="26"/>
+          <w:szCs w:val="26"/>
+          <w:lang w:val="en-AU"/>
+        </w:rPr>
+        <w:t>    },</w:t>
+      </w:r>
+    </w:p>
+    <w:p>
+      <w:pPr>
+        <w:rPr>
+          <w:rFonts w:ascii="Times New Roman" w:hAnsi="Times New Roman" w:cs="Times New Roman"/>
+          <w:sz w:val="26"/>
+          <w:szCs w:val="26"/>
+          <w:lang w:val="en-AU"/>
+        </w:rPr>
+      </w:pPr>
+      <w:r>
+        <w:rPr>
+          <w:rFonts w:ascii="Times New Roman" w:hAnsi="Times New Roman" w:cs="Times New Roman"/>
+          <w:sz w:val="26"/>
+          <w:szCs w:val="26"/>
+          <w:lang w:val="en-AU"/>
+        </w:rPr>
+        <w:t>    "Console Write": {</w:t>
+      </w:r>
+    </w:p>
+    <w:p>
+      <w:pPr>
+        <w:rPr>
+          <w:rFonts w:ascii="Times New Roman" w:hAnsi="Times New Roman" w:cs="Times New Roman"/>
+          <w:sz w:val="26"/>
+          <w:szCs w:val="26"/>
+          <w:lang w:val="en-AU"/>
+        </w:rPr>
+      </w:pPr>
+      <w:r>
+        <w:rPr>
+          <w:rFonts w:ascii="Times New Roman" w:hAnsi="Times New Roman" w:cs="Times New Roman"/>
+          <w:sz w:val="26"/>
+          <w:szCs w:val="26"/>
+          <w:lang w:val="en-AU"/>
+        </w:rPr>
+        <w:lastRenderedPageBreak/>
+        <w:t>        "prefix": "cwo",</w:t>
+      </w:r>
+    </w:p>
+    <w:p>
+      <w:pPr>
+        <w:rPr>
+          <w:rFonts w:ascii="Times New Roman" w:hAnsi="Times New Roman" w:cs="Times New Roman"/>
+          <w:sz w:val="26"/>
+          <w:szCs w:val="26"/>
+          <w:lang w:val="en-AU"/>
+        </w:rPr>
+      </w:pPr>
+      <w:r>
+        <w:rPr>
+          <w:rFonts w:ascii="Times New Roman" w:hAnsi="Times New Roman" w:cs="Times New Roman"/>
+          <w:sz w:val="26"/>
+          <w:szCs w:val="26"/>
+          <w:lang w:val="en-AU"/>
+        </w:rPr>
+        <w:t>        "body": [</w:t>
+      </w:r>
+    </w:p>
+    <w:p>
+      <w:pPr>
+        <w:rPr>
+          <w:rFonts w:ascii="Times New Roman" w:hAnsi="Times New Roman" w:cs="Times New Roman"/>
+          <w:sz w:val="26"/>
+          <w:szCs w:val="26"/>
+          <w:lang w:val="en-AU"/>
+        </w:rPr>
+      </w:pPr>
+      <w:r>
+        <w:rPr>
+          <w:rFonts w:ascii="Times New Roman" w:hAnsi="Times New Roman" w:cs="Times New Roman"/>
+          <w:sz w:val="26"/>
+          <w:szCs w:val="26"/>
+          <w:lang w:val="en-AU"/>
+        </w:rPr>
+        <w:t>            "Console.Write($1);"</w:t>
+      </w:r>
+    </w:p>
+    <w:p>
+      <w:pPr>
+        <w:rPr>
+          <w:rFonts w:ascii="Times New Roman" w:hAnsi="Times New Roman" w:cs="Times New Roman"/>
+          <w:sz w:val="26"/>
+          <w:szCs w:val="26"/>
+          <w:lang w:val="en-AU"/>
+        </w:rPr>
+      </w:pPr>
+      <w:r>
+        <w:rPr>
+          <w:rFonts w:ascii="Times New Roman" w:hAnsi="Times New Roman" w:cs="Times New Roman"/>
+          <w:sz w:val="26"/>
+          <w:szCs w:val="26"/>
+          <w:lang w:val="en-AU"/>
+        </w:rPr>
+        <w:t>        ],</w:t>
+      </w:r>
+    </w:p>
+    <w:p>
+      <w:pPr>
+        <w:rPr>
+          <w:rFonts w:ascii="Times New Roman" w:hAnsi="Times New Roman" w:cs="Times New Roman"/>
+          <w:sz w:val="26"/>
+          <w:szCs w:val="26"/>
+          <w:lang w:val="en-AU"/>
+        </w:rPr>
+      </w:pPr>
+      <w:r>
+        <w:rPr>
+          <w:rFonts w:ascii="Times New Roman" w:hAnsi="Times New Roman" w:cs="Times New Roman"/>
+          <w:sz w:val="26"/>
+          <w:szCs w:val="26"/>
+          <w:lang w:val="en-AU"/>
+        </w:rPr>
+        <w:t>        "description": "Console.Write() shortcut"</w:t>
+      </w:r>
+    </w:p>
+    <w:p>
+      <w:pPr>
+        <w:rPr>
+          <w:rFonts w:ascii="Times New Roman" w:hAnsi="Times New Roman" w:cs="Times New Roman"/>
+          <w:sz w:val="26"/>
+          <w:szCs w:val="26"/>
+          <w:lang w:val="en-AU"/>
+        </w:rPr>
+      </w:pPr>
+      <w:r>
+        <w:rPr>
+          <w:rFonts w:ascii="Times New Roman" w:hAnsi="Times New Roman" w:cs="Times New Roman"/>
+          <w:sz w:val="26"/>
+          <w:szCs w:val="26"/>
+          <w:lang w:val="en-AU"/>
+        </w:rPr>
+        <w:t>    },</w:t>
+      </w:r>
+    </w:p>
+    <w:p>
+      <w:pPr>
+        <w:rPr>
+          <w:rFonts w:ascii="Times New Roman" w:hAnsi="Times New Roman" w:cs="Times New Roman"/>
+          <w:sz w:val="26"/>
+          <w:szCs w:val="26"/>
+          <w:lang w:val="en-AU"/>
+        </w:rPr>
+      </w:pPr>
+      <w:r>
+        <w:rPr>
+          <w:rFonts w:ascii="Times New Roman" w:hAnsi="Times New Roman" w:cs="Times New Roman"/>
+          <w:sz w:val="26"/>
+          <w:szCs w:val="26"/>
+          <w:lang w:val="en-AU"/>
+        </w:rPr>
+        <w:t>    "Console ReadLine": {</w:t>
+      </w:r>
+    </w:p>
+    <w:p>
+      <w:pPr>
+        <w:rPr>
+          <w:rFonts w:ascii="Times New Roman" w:hAnsi="Times New Roman" w:cs="Times New Roman"/>
+          <w:sz w:val="26"/>
+          <w:szCs w:val="26"/>
+          <w:lang w:val="en-AU"/>
+        </w:rPr>
+      </w:pPr>
+      <w:r>
+        <w:rPr>
+          <w:rFonts w:ascii="Times New Roman" w:hAnsi="Times New Roman" w:cs="Times New Roman"/>
+          <w:sz w:val="26"/>
+          <w:szCs w:val="26"/>
+          <w:lang w:val="en-AU"/>
+        </w:rPr>
+        <w:t>        "prefix": "cr",</w:t>
+      </w:r>
+    </w:p>
+    <w:p>
+      <w:pPr>
+        <w:rPr>
+          <w:rFonts w:ascii="Times New Roman" w:hAnsi="Times New Roman" w:cs="Times New Roman"/>
+          <w:sz w:val="26"/>
+          <w:szCs w:val="26"/>
+          <w:lang w:val="en-AU"/>
+        </w:rPr>
+      </w:pPr>
+      <w:r>
+        <w:rPr>
+          <w:rFonts w:ascii="Times New Roman" w:hAnsi="Times New Roman" w:cs="Times New Roman"/>
+          <w:sz w:val="26"/>
+          <w:szCs w:val="26"/>
+          <w:lang w:val="en-AU"/>
+        </w:rPr>
+        <w:t>        "body": [</w:t>
+      </w:r>
+    </w:p>
+    <w:p>
+      <w:pPr>
+        <w:rPr>
+          <w:rFonts w:ascii="Times New Roman" w:hAnsi="Times New Roman" w:cs="Times New Roman"/>
+          <w:sz w:val="26"/>
+          <w:szCs w:val="26"/>
+          <w:lang w:val="en-AU"/>
+        </w:rPr>
+      </w:pPr>
+      <w:r>
+        <w:rPr>
+          <w:rFonts w:ascii="Times New Roman" w:hAnsi="Times New Roman" w:cs="Times New Roman"/>
+          <w:sz w:val="26"/>
+          <w:szCs w:val="26"/>
+          <w:lang w:val="en-AU"/>
+        </w:rPr>
+        <w:t>            "Console.ReadLine()$1"</w:t>
+      </w:r>
+    </w:p>
+    <w:p>
+      <w:pPr>
+        <w:rPr>
+          <w:rFonts w:ascii="Times New Roman" w:hAnsi="Times New Roman" w:cs="Times New Roman"/>
+          <w:sz w:val="26"/>
+          <w:szCs w:val="26"/>
+          <w:lang w:val="en-AU"/>
+        </w:rPr>
+      </w:pPr>
+      <w:r>
+        <w:rPr>
+          <w:rFonts w:ascii="Times New Roman" w:hAnsi="Times New Roman" w:cs="Times New Roman"/>
+          <w:sz w:val="26"/>
+          <w:szCs w:val="26"/>
+          <w:lang w:val="en-AU"/>
+        </w:rPr>
+        <w:t>        ],</w:t>
+      </w:r>
+    </w:p>
+    <w:p>
+      <w:pPr>
+        <w:rPr>
+          <w:rFonts w:ascii="Times New Roman" w:hAnsi="Times New Roman" w:cs="Times New Roman"/>
+          <w:sz w:val="26"/>
+          <w:szCs w:val="26"/>
+          <w:lang w:val="en-AU"/>
+        </w:rPr>
+      </w:pPr>
+      <w:r>
+        <w:rPr>
+          <w:rFonts w:ascii="Times New Roman" w:hAnsi="Times New Roman" w:cs="Times New Roman"/>
+          <w:sz w:val="26"/>
+          <w:szCs w:val="26"/>
+          <w:lang w:val="en-AU"/>
+        </w:rPr>
+        <w:t>        "description": "Console.ReadLine() shortcut"</w:t>
+      </w:r>
+    </w:p>
+    <w:p>
+      <w:pPr>
+        <w:rPr>
+          <w:rFonts w:ascii="Times New Roman" w:hAnsi="Times New Roman" w:cs="Times New Roman"/>
+          <w:sz w:val="26"/>
+          <w:szCs w:val="26"/>
+          <w:lang w:val="en-AU"/>
+        </w:rPr>
+      </w:pPr>
+      <w:r>
+        <w:rPr>
+          <w:rFonts w:ascii="Times New Roman" w:hAnsi="Times New Roman" w:cs="Times New Roman"/>
+          <w:sz w:val="26"/>
+          <w:szCs w:val="26"/>
+          <w:lang w:val="en-AU"/>
+        </w:rPr>
+        <w:t>    }</w:t>
+      </w:r>
+    </w:p>
+    <w:p>
+      <w:pPr>
+        <w:rPr>
+          <w:rFonts w:ascii="Times New Roman" w:hAnsi="Times New Roman" w:cs="Times New Roman"/>
+          <w:sz w:val="26"/>
+          <w:szCs w:val="26"/>
+          <w:lang w:val="en-AU"/>
+        </w:rPr>
+      </w:pPr>
+      <w:r>
+        <w:rPr>
+          <w:rFonts w:ascii="Times New Roman" w:hAnsi="Times New Roman" w:cs="Times New Roman"/>
+          <w:sz w:val="26"/>
+          <w:szCs w:val="26"/>
+          <w:lang w:val="en-AU"/>
+        </w:rPr>
+        <w:t>}</w:t>
+      </w:r>
+    </w:p>
+    <w:p>
+      <w:pPr>
+        <w:rPr>
+          <w:rFonts w:ascii="Times New Roman" w:hAnsi="Times New Roman" w:cs="Times New Roman"/>
+          <w:sz w:val="26"/>
+          <w:szCs w:val="26"/>
+        </w:rPr>
+      </w:pPr>
+    </w:p>
+    <w:p>
+      <w:pPr>
+        <w:rPr>
+          <w:rFonts w:ascii="Times New Roman" w:hAnsi="Times New Roman" w:cs="Times New Roman"/>
+          <w:sz w:val="26"/>
+          <w:szCs w:val="26"/>
+        </w:rPr>
+      </w:pPr>
+    </w:p>
+    <w:p>
+      <w:pPr>
+        <w:rPr>
+          <w:rFonts w:ascii="Times New Roman" w:hAnsi="Times New Roman" w:cs="Times New Roman"/>
+          <w:sz w:val="26"/>
+          <w:szCs w:val="26"/>
+        </w:rPr>
+      </w:pPr>
+      <w:r>
+        <w:rPr>
+          <w:rFonts w:ascii="Times New Roman" w:hAnsi="Times New Roman" w:cs="Times New Roman"/>
+          <w:sz w:val="26"/>
+          <w:szCs w:val="26"/>
+          <w:highlight w:val="yellow"/>
+        </w:rPr>
+        <w:t>"editor.tabCompletion": "on"</w:t>
       </w:r>
     </w:p>
     <w:sectPr>
-      <w:footerReference w:type="default" r:id="rId18"/>
+      <w:footerReference w:type="default" r:id="rId20"/>
       <w:pgSz w:w="12240" w:h="15840"/>
       <w:pgMar w:top="1440" w:right="1440" w:bottom="1440" w:left="1440" w:header="720" w:footer="720" w:gutter="0"/>
       <w:cols w:space="720"/>
@@ -1784,7 +3478,7 @@
 </file>
 
 <file path=word/endnotes.xml><?xml version="1.0" encoding="utf-8"?>
-<w:endnotes xmlns:wpc="http://schemas.microsoft.com/office/word/2010/wordprocessingCanvas" xmlns:mc="http://schemas.openxmlformats.org/markup-compatibility/2006" xmlns:o="urn:schemas-microsoft-com:office:office" xmlns:r="http://schemas.openxmlformats.org/officeDocument/2006/relationships" xmlns:m="http://schemas.openxmlformats.org/officeDocument/2006/math" xmlns:v="urn:schemas-microsoft-com:vml" xmlns:wp14="http://schemas.microsoft.com/office/word/2010/wordprocessingDrawing" xmlns:wp="http://schemas.openxmlformats.org/drawingml/2006/wordprocessingDrawing" xmlns:w10="urn:schemas-microsoft-com:office:word" xmlns:w="http://schemas.openxmlformats.org/wordprocessingml/2006/main" xmlns:w14="http://schemas.microsoft.com/office/word/2010/wordml" xmlns:w15="http://schemas.microsoft.com/office/word/2012/wordml" xmlns:wpg="http://schemas.microsoft.com/office/word/2010/wordprocessingGroup" xmlns:wpi="http://schemas.microsoft.com/office/word/2010/wordprocessingInk" xmlns:wne="http://schemas.microsoft.com/office/word/2006/wordml" xmlns:wps="http://schemas.microsoft.com/office/word/2010/wordprocessingShape" mc:Ignorable="w14 w15 wp14">
+<w:endnotes xmlns:wpc="http://schemas.microsoft.com/office/word/2010/wordprocessingCanvas" xmlns:cx="http://schemas.microsoft.com/office/drawing/2014/chartex" xmlns:cx1="http://schemas.microsoft.com/office/drawing/2015/9/8/chartex" xmlns:cx2="http://schemas.microsoft.com/office/drawing/2015/10/21/chartex" xmlns:cx3="http://schemas.microsoft.com/office/drawing/2016/5/9/chartex" xmlns:cx4="http://schemas.microsoft.com/office/drawing/2016/5/10/chartex" xmlns:cx5="http://schemas.microsoft.com/office/drawing/2016/5/11/chartex" xmlns:cx6="http://schemas.microsoft.com/office/drawing/2016/5/12/chartex" xmlns:cx7="http://schemas.microsoft.com/office/drawing/2016/5/13/chartex" xmlns:cx8="http://schemas.microsoft.com/office/drawing/2016/5/14/chartex" xmlns:mc="http://schemas.openxmlformats.org/markup-compatibility/2006" xmlns:aink="http://schemas.microsoft.com/office/drawing/2016/ink" xmlns:am3d="http://schemas.microsoft.com/office/drawing/2017/model3d" xmlns:o="urn:schemas-microsoft-com:office:office" xmlns:oel="http://schemas.microsoft.com/office/2019/extlst" xmlns:r="http://schemas.openxmlformats.org/officeDocument/2006/relationships" xmlns:m="http://schemas.openxmlformats.org/officeDocument/2006/math" xmlns:v="urn:schemas-microsoft-com:vml" xmlns:wp14="http://schemas.microsoft.com/office/word/2010/wordprocessingDrawing" xmlns:wp="http://schemas.openxmlformats.org/drawingml/2006/wordprocessingDrawing" xmlns:w10="urn:schemas-microsoft-com:office:word" xmlns:w="http://schemas.openxmlformats.org/wordprocessingml/2006/main" xmlns:w14="http://schemas.microsoft.com/office/word/2010/wordml" xmlns:w15="http://schemas.microsoft.com/office/word/2012/wordml" xmlns:w16cex="http://schemas.microsoft.com/office/word/2018/wordml/cex" xmlns:w16cid="http://schemas.microsoft.com/office/word/2016/wordml/cid" xmlns:w16="http://schemas.microsoft.com/office/word/2018/wordml" xmlns:w16du="http://schemas.microsoft.com/office/word/2023/wordml/word16du" xmlns:w16sdtdh="http://schemas.microsoft.com/office/word/2020/wordml/sdtdatahash" xmlns:w16sdtfl="http://schemas.microsoft.com/office/word/2024/wordml/sdtformatlock" xmlns:w16se="http://schemas.microsoft.com/office/word/2015/wordml/symex" xmlns:wpg="http://schemas.microsoft.com/office/word/2010/wordprocessingGroup" xmlns:wpi="http://schemas.microsoft.com/office/word/2010/wordprocessingInk" xmlns:wne="http://schemas.microsoft.com/office/word/2006/wordml" xmlns:wps="http://schemas.microsoft.com/office/word/2010/wordprocessingShape" mc:Ignorable="w14 w15 w16se w16cid w16 w16cex w16sdtdh w16sdtfl w16du wp14">
   <w:endnote w:type="separator" w:id="-1">
     <w:p>
       <w:pPr>
@@ -1809,7 +3503,7 @@
 </file>
 
 <file path=word/footer1.xml><?xml version="1.0" encoding="utf-8"?>
-<w:ftr xmlns:wpc="http://schemas.microsoft.com/office/word/2010/wordprocessingCanvas" xmlns:mc="http://schemas.openxmlformats.org/markup-compatibility/2006" xmlns:o="urn:schemas-microsoft-com:office:office" xmlns:r="http://schemas.openxmlformats.org/officeDocument/2006/relationships" xmlns:m="http://schemas.openxmlformats.org/officeDocument/2006/math" xmlns:v="urn:schemas-microsoft-com:vml" xmlns:wp14="http://schemas.microsoft.com/office/word/2010/wordprocessingDrawing" xmlns:wp="http://schemas.openxmlformats.org/drawingml/2006/wordprocessingDrawing" xmlns:w10="urn:schemas-microsoft-com:office:word" xmlns:w="http://schemas.openxmlformats.org/wordprocessingml/2006/main" xmlns:w14="http://schemas.microsoft.com/office/word/2010/wordml" xmlns:w15="http://schemas.microsoft.com/office/word/2012/wordml" xmlns:wpg="http://schemas.microsoft.com/office/word/2010/wordprocessingGroup" xmlns:wpi="http://schemas.microsoft.com/office/word/2010/wordprocessingInk" xmlns:wne="http://schemas.microsoft.com/office/word/2006/wordml" xmlns:wps="http://schemas.microsoft.com/office/word/2010/wordprocessingShape" mc:Ignorable="w14 w15 wp14">
+<w:ftr xmlns:wpc="http://schemas.microsoft.com/office/word/2010/wordprocessingCanvas" xmlns:cx="http://schemas.microsoft.com/office/drawing/2014/chartex" xmlns:cx1="http://schemas.microsoft.com/office/drawing/2015/9/8/chartex" xmlns:cx2="http://schemas.microsoft.com/office/drawing/2015/10/21/chartex" xmlns:cx3="http://schemas.microsoft.com/office/drawing/2016/5/9/chartex" xmlns:cx4="http://schemas.microsoft.com/office/drawing/2016/5/10/chartex" xmlns:cx5="http://schemas.microsoft.com/office/drawing/2016/5/11/chartex" xmlns:cx6="http://schemas.microsoft.com/office/drawing/2016/5/12/chartex" xmlns:cx7="http://schemas.microsoft.com/office/drawing/2016/5/13/chartex" xmlns:cx8="http://schemas.microsoft.com/office/drawing/2016/5/14/chartex" xmlns:mc="http://schemas.openxmlformats.org/markup-compatibility/2006" xmlns:aink="http://schemas.microsoft.com/office/drawing/2016/ink" xmlns:am3d="http://schemas.microsoft.com/office/drawing/2017/model3d" xmlns:o="urn:schemas-microsoft-com:office:office" xmlns:oel="http://schemas.microsoft.com/office/2019/extlst" xmlns:r="http://schemas.openxmlformats.org/officeDocument/2006/relationships" xmlns:m="http://schemas.openxmlformats.org/officeDocument/2006/math" xmlns:v="urn:schemas-microsoft-com:vml" xmlns:wp14="http://schemas.microsoft.com/office/word/2010/wordprocessingDrawing" xmlns:wp="http://schemas.openxmlformats.org/drawingml/2006/wordprocessingDrawing" xmlns:w10="urn:schemas-microsoft-com:office:word" xmlns:w="http://schemas.openxmlformats.org/wordprocessingml/2006/main" xmlns:w14="http://schemas.microsoft.com/office/word/2010/wordml" xmlns:w15="http://schemas.microsoft.com/office/word/2012/wordml" xmlns:w16cex="http://schemas.microsoft.com/office/word/2018/wordml/cex" xmlns:w16cid="http://schemas.microsoft.com/office/word/2016/wordml/cid" xmlns:w16="http://schemas.microsoft.com/office/word/2018/wordml" xmlns:w16du="http://schemas.microsoft.com/office/word/2023/wordml/word16du" xmlns:w16sdtdh="http://schemas.microsoft.com/office/word/2020/wordml/sdtdatahash" xmlns:w16sdtfl="http://schemas.microsoft.com/office/word/2024/wordml/sdtformatlock" xmlns:w16se="http://schemas.microsoft.com/office/word/2015/wordml/symex" xmlns:wpg="http://schemas.microsoft.com/office/word/2010/wordprocessingGroup" xmlns:wpi="http://schemas.microsoft.com/office/word/2010/wordprocessingInk" xmlns:wne="http://schemas.microsoft.com/office/word/2006/wordml" xmlns:wps="http://schemas.microsoft.com/office/word/2010/wordprocessingShape" mc:Ignorable="w14 w15 w16se w16cid w16 w16cex w16sdtdh w16sdtfl w16du wp14">
   <w:sdt>
     <w:sdtPr>
       <w:id w:val="1492682818"/>
@@ -1862,7 +3556,7 @@
 </file>
 
 <file path=word/footnotes.xml><?xml version="1.0" encoding="utf-8"?>
-<w:footnotes xmlns:wpc="http://schemas.microsoft.com/office/word/2010/wordprocessingCanvas" xmlns:mc="http://schemas.openxmlformats.org/markup-compatibility/2006" xmlns:o="urn:schemas-microsoft-com:office:office" xmlns:r="http://schemas.openxmlformats.org/officeDocument/2006/relationships" xmlns:m="http://schemas.openxmlformats.org/officeDocument/2006/math" xmlns:v="urn:schemas-microsoft-com:vml" xmlns:wp14="http://schemas.microsoft.com/office/word/2010/wordprocessingDrawing" xmlns:wp="http://schemas.openxmlformats.org/drawingml/2006/wordprocessingDrawing" xmlns:w10="urn:schemas-microsoft-com:office:word" xmlns:w="http://schemas.openxmlformats.org/wordprocessingml/2006/main" xmlns:w14="http://schemas.microsoft.com/office/word/2010/wordml" xmlns:w15="http://schemas.microsoft.com/office/word/2012/wordml" xmlns:wpg="http://schemas.microsoft.com/office/word/2010/wordprocessingGroup" xmlns:wpi="http://schemas.microsoft.com/office/word/2010/wordprocessingInk" xmlns:wne="http://schemas.microsoft.com/office/word/2006/wordml" xmlns:wps="http://schemas.microsoft.com/office/word/2010/wordprocessingShape" mc:Ignorable="w14 w15 wp14">
+<w:footnotes xmlns:wpc="http://schemas.microsoft.com/office/word/2010/wordprocessingCanvas" xmlns:cx="http://schemas.microsoft.com/office/drawing/2014/chartex" xmlns:cx1="http://schemas.microsoft.com/office/drawing/2015/9/8/chartex" xmlns:cx2="http://schemas.microsoft.com/office/drawing/2015/10/21/chartex" xmlns:cx3="http://schemas.microsoft.com/office/drawing/2016/5/9/chartex" xmlns:cx4="http://schemas.microsoft.com/office/drawing/2016/5/10/chartex" xmlns:cx5="http://schemas.microsoft.com/office/drawing/2016/5/11/chartex" xmlns:cx6="http://schemas.microsoft.com/office/drawing/2016/5/12/chartex" xmlns:cx7="http://schemas.microsoft.com/office/drawing/2016/5/13/chartex" xmlns:cx8="http://schemas.microsoft.com/office/drawing/2016/5/14/chartex" xmlns:mc="http://schemas.openxmlformats.org/markup-compatibility/2006" xmlns:aink="http://schemas.microsoft.com/office/drawing/2016/ink" xmlns:am3d="http://schemas.microsoft.com/office/drawing/2017/model3d" xmlns:o="urn:schemas-microsoft-com:office:office" xmlns:oel="http://schemas.microsoft.com/office/2019/extlst" xmlns:r="http://schemas.openxmlformats.org/officeDocument/2006/relationships" xmlns:m="http://schemas.openxmlformats.org/officeDocument/2006/math" xmlns:v="urn:schemas-microsoft-com:vml" xmlns:wp14="http://schemas.microsoft.com/office/word/2010/wordprocessingDrawing" xmlns:wp="http://schemas.openxmlformats.org/drawingml/2006/wordprocessingDrawing" xmlns:w10="urn:schemas-microsoft-com:office:word" xmlns:w="http://schemas.openxmlformats.org/wordprocessingml/2006/main" xmlns:w14="http://schemas.microsoft.com/office/word/2010/wordml" xmlns:w15="http://schemas.microsoft.com/office/word/2012/wordml" xmlns:w16cex="http://schemas.microsoft.com/office/word/2018/wordml/cex" xmlns:w16cid="http://schemas.microsoft.com/office/word/2016/wordml/cid" xmlns:w16="http://schemas.microsoft.com/office/word/2018/wordml" xmlns:w16du="http://schemas.microsoft.com/office/word/2023/wordml/word16du" xmlns:w16sdtdh="http://schemas.microsoft.com/office/word/2020/wordml/sdtdatahash" xmlns:w16sdtfl="http://schemas.microsoft.com/office/word/2024/wordml/sdtformatlock" xmlns:w16se="http://schemas.microsoft.com/office/word/2015/wordml/symex" xmlns:wpg="http://schemas.microsoft.com/office/word/2010/wordprocessingGroup" xmlns:wpi="http://schemas.microsoft.com/office/word/2010/wordprocessingInk" xmlns:wne="http://schemas.microsoft.com/office/word/2006/wordml" xmlns:wps="http://schemas.microsoft.com/office/word/2010/wordprocessingShape" mc:Ignorable="w14 w15 w16se w16cid w16 w16cex w16sdtdh w16sdtfl w16du wp14">
   <w:footnote w:type="separator" w:id="-1">
     <w:p>
       <w:pPr>
@@ -1887,8 +3581,8 @@
 </file>
 
 <file path=word/numbering.xml><?xml version="1.0" encoding="utf-8"?>
-<w:numbering xmlns:wpc="http://schemas.microsoft.com/office/word/2010/wordprocessingCanvas" xmlns:mc="http://schemas.openxmlformats.org/markup-compatibility/2006" xmlns:o="urn:schemas-microsoft-com:office:office" xmlns:r="http://schemas.openxmlformats.org/officeDocument/2006/relationships" xmlns:m="http://schemas.openxmlformats.org/officeDocument/2006/math" xmlns:v="urn:schemas-microsoft-com:vml" xmlns:wp14="http://schemas.microsoft.com/office/word/2010/wordprocessingDrawing" xmlns:wp="http://schemas.openxmlformats.org/drawingml/2006/wordprocessingDrawing" xmlns:w10="urn:schemas-microsoft-com:office:word" xmlns:w="http://schemas.openxmlformats.org/wordprocessingml/2006/main" xmlns:w14="http://schemas.microsoft.com/office/word/2010/wordml" xmlns:w15="http://schemas.microsoft.com/office/word/2012/wordml" xmlns:wpg="http://schemas.microsoft.com/office/word/2010/wordprocessingGroup" xmlns:wpi="http://schemas.microsoft.com/office/word/2010/wordprocessingInk" xmlns:wne="http://schemas.microsoft.com/office/word/2006/wordml" xmlns:wps="http://schemas.microsoft.com/office/word/2010/wordprocessingShape" mc:Ignorable="w14 w15 wp14">
-  <w:abstractNum w:abstractNumId="0">
+<w:numbering xmlns:wpc="http://schemas.microsoft.com/office/word/2010/wordprocessingCanvas" xmlns:cx="http://schemas.microsoft.com/office/drawing/2014/chartex" xmlns:cx1="http://schemas.microsoft.com/office/drawing/2015/9/8/chartex" xmlns:cx2="http://schemas.microsoft.com/office/drawing/2015/10/21/chartex" xmlns:cx3="http://schemas.microsoft.com/office/drawing/2016/5/9/chartex" xmlns:cx4="http://schemas.microsoft.com/office/drawing/2016/5/10/chartex" xmlns:cx5="http://schemas.microsoft.com/office/drawing/2016/5/11/chartex" xmlns:cx6="http://schemas.microsoft.com/office/drawing/2016/5/12/chartex" xmlns:cx7="http://schemas.microsoft.com/office/drawing/2016/5/13/chartex" xmlns:cx8="http://schemas.microsoft.com/office/drawing/2016/5/14/chartex" xmlns:mc="http://schemas.openxmlformats.org/markup-compatibility/2006" xmlns:aink="http://schemas.microsoft.com/office/drawing/2016/ink" xmlns:am3d="http://schemas.microsoft.com/office/drawing/2017/model3d" xmlns:o="urn:schemas-microsoft-com:office:office" xmlns:oel="http://schemas.microsoft.com/office/2019/extlst" xmlns:r="http://schemas.openxmlformats.org/officeDocument/2006/relationships" xmlns:m="http://schemas.openxmlformats.org/officeDocument/2006/math" xmlns:v="urn:schemas-microsoft-com:vml" xmlns:wp14="http://schemas.microsoft.com/office/word/2010/wordprocessingDrawing" xmlns:wp="http://schemas.openxmlformats.org/drawingml/2006/wordprocessingDrawing" xmlns:w10="urn:schemas-microsoft-com:office:word" xmlns:w="http://schemas.openxmlformats.org/wordprocessingml/2006/main" xmlns:w14="http://schemas.microsoft.com/office/word/2010/wordml" xmlns:w15="http://schemas.microsoft.com/office/word/2012/wordml" xmlns:w16cex="http://schemas.microsoft.com/office/word/2018/wordml/cex" xmlns:w16cid="http://schemas.microsoft.com/office/word/2016/wordml/cid" xmlns:w16="http://schemas.microsoft.com/office/word/2018/wordml" xmlns:w16du="http://schemas.microsoft.com/office/word/2023/wordml/word16du" xmlns:w16sdtdh="http://schemas.microsoft.com/office/word/2020/wordml/sdtdatahash" xmlns:w16sdtfl="http://schemas.microsoft.com/office/word/2024/wordml/sdtformatlock" xmlns:w16se="http://schemas.microsoft.com/office/word/2015/wordml/symex" xmlns:wpg="http://schemas.microsoft.com/office/word/2010/wordprocessingGroup" xmlns:wpi="http://schemas.microsoft.com/office/word/2010/wordprocessingInk" xmlns:wne="http://schemas.microsoft.com/office/word/2006/wordml" xmlns:wps="http://schemas.microsoft.com/office/word/2010/wordprocessingShape" mc:Ignorable="w14 w15 w16se w16cid w16 w16cex w16sdtdh w16sdtfl w16du wp14">
+  <w:abstractNum w:abstractNumId="0" w15:restartNumberingAfterBreak="0">
     <w:nsid w:val="16D75BB7"/>
     <w:multiLevelType w:val="hybridMultilevel"/>
     <w:tmpl w:val="836C4D40"/>
@@ -2028,14 +3722,14 @@
       </w:rPr>
     </w:lvl>
   </w:abstractNum>
-  <w:num w:numId="1">
+  <w:num w:numId="1" w16cid:durableId="2137719530">
     <w:abstractNumId w:val="0"/>
   </w:num>
 </w:numbering>
 </file>
 
 <file path=word/styles.xml><?xml version="1.0" encoding="utf-8"?>
-<w:styles xmlns:mc="http://schemas.openxmlformats.org/markup-compatibility/2006" xmlns:r="http://schemas.openxmlformats.org/officeDocument/2006/relationships" xmlns:w="http://schemas.openxmlformats.org/wordprocessingml/2006/main" xmlns:w14="http://schemas.microsoft.com/office/word/2010/wordml" xmlns:w15="http://schemas.microsoft.com/office/word/2012/wordml" mc:Ignorable="w14 w15">
+<w:styles xmlns:mc="http://schemas.openxmlformats.org/markup-compatibility/2006" xmlns:r="http://schemas.openxmlformats.org/officeDocument/2006/relationships" xmlns:w="http://schemas.openxmlformats.org/wordprocessingml/2006/main" xmlns:w14="http://schemas.microsoft.com/office/word/2010/wordml" xmlns:w15="http://schemas.microsoft.com/office/word/2012/wordml" xmlns:w16cex="http://schemas.microsoft.com/office/word/2018/wordml/cex" xmlns:w16cid="http://schemas.microsoft.com/office/word/2016/wordml/cid" xmlns:w16="http://schemas.microsoft.com/office/word/2018/wordml" xmlns:w16du="http://schemas.microsoft.com/office/word/2023/wordml/word16du" xmlns:w16sdtdh="http://schemas.microsoft.com/office/word/2020/wordml/sdtdatahash" xmlns:w16sdtfl="http://schemas.microsoft.com/office/word/2024/wordml/sdtformatlock" xmlns:w16se="http://schemas.microsoft.com/office/word/2015/wordml/symex" mc:Ignorable="w14 w15 w16se w16cid w16 w16cex w16sdtdh w16sdtfl w16du">
   <w:docDefaults>
     <w:rPrDefault>
       <w:rPr>
@@ -2051,7 +3745,7 @@
       </w:pPr>
     </w:pPrDefault>
   </w:docDefaults>
-  <w:latentStyles w:defLockedState="0" w:defUIPriority="99" w:defSemiHidden="0" w:defUnhideWhenUsed="0" w:defQFormat="0" w:count="371">
+  <w:latentStyles w:defLockedState="0" w:defUIPriority="99" w:defSemiHidden="0" w:defUnhideWhenUsed="0" w:defQFormat="0" w:count="376">
     <w:lsdException w:name="Normal" w:uiPriority="0" w:qFormat="1"/>
     <w:lsdException w:name="heading 1" w:uiPriority="9" w:qFormat="1"/>
     <w:lsdException w:name="heading 2" w:semiHidden="1" w:uiPriority="9" w:unhideWhenUsed="1" w:qFormat="1"/>
@@ -2423,6 +4117,11 @@
     <w:lsdException w:name="List Table 5 Dark Accent 6" w:uiPriority="50"/>
     <w:lsdException w:name="List Table 6 Colorful Accent 6" w:uiPriority="51"/>
     <w:lsdException w:name="List Table 7 Colorful Accent 6" w:uiPriority="52"/>
+    <w:lsdException w:name="Mention" w:semiHidden="1" w:unhideWhenUsed="1"/>
+    <w:lsdException w:name="Smart Hyperlink" w:semiHidden="1" w:unhideWhenUsed="1"/>
+    <w:lsdException w:name="Hashtag" w:semiHidden="1" w:unhideWhenUsed="1"/>
+    <w:lsdException w:name="Unresolved Mention" w:semiHidden="1" w:unhideWhenUsed="1"/>
+    <w:lsdException w:name="Smart Link" w:semiHidden="1" w:unhideWhenUsed="1"/>
   </w:latentStyles>
   <w:style w:type="paragraph" w:default="1" w:styleId="Normal">
     <w:name w:val="Normal"/>
@@ -2431,7 +4130,6 @@
   <w:style w:type="character" w:default="1" w:styleId="DefaultParagraphFont">
     <w:name w:val="Default Paragraph Font"/>
     <w:uiPriority w:val="1"/>
-    <w:semiHidden/>
     <w:unhideWhenUsed/>
   </w:style>
   <w:style w:type="table" w:default="1" w:styleId="TableNormal">
